--- a/squads/vmo-autonomo/projects/DEM-2026-007/05-encerramento/auditoria-governanca.docx
+++ b/squads/vmo-autonomo/projects/DEM-2026-007/05-encerramento/auditoria-governanca.docx
@@ -8,8 +8,11 @@
       </w:pPr>
       <w:r>
         <w:rPr>
-          <w:color w:val="1F497D"/>
-          <w:sz w:val="36"/>
+          <w:rFonts w:ascii="Calibri" w:hAnsi="Calibri"/>
+          <w:b/>
+          <w:i w:val="0"/>
+          <w:color w:val="1A3A5C"/>
+          <w:sz w:val="30"/>
         </w:rPr>
         <w:t>Auditoria de Governança VMO — DEM-2026-007</w:t>
       </w:r>
@@ -21,9 +24,11 @@
     </w:p>
     <w:p/>
     <w:p>
-      <w:r>
-        <w:t>────────────────────────────────────────────────────────────</w:t>
-      </w:r>
+      <w:pPr>
+        <w:pBdr>
+          <w:bottom w:val="single" w:sz="6" w:space="1" w:color="CCCCCC"/>
+        </w:pBdr>
+      </w:pPr>
     </w:p>
     <w:p/>
     <w:p>
@@ -32,8 +37,11 @@
       </w:pPr>
       <w:r>
         <w:rPr>
-          <w:color w:val="2E74B5"/>
-          <w:sz w:val="28"/>
+          <w:rFonts w:ascii="Calibri" w:hAnsi="Calibri"/>
+          <w:b/>
+          <w:i w:val="0"/>
+          <w:color w:val="1E5296"/>
+          <w:sz w:val="25"/>
         </w:rPr>
         <w:t>VEREDICTO: ⚠️ APROVADO COM RESSALVAS</w:t>
       </w:r>
@@ -61,9 +69,11 @@
     </w:p>
     <w:p/>
     <w:p>
-      <w:r>
-        <w:t>────────────────────────────────────────────────────────────</w:t>
-      </w:r>
+      <w:pPr>
+        <w:pBdr>
+          <w:bottom w:val="single" w:sz="6" w:space="1" w:color="CCCCCC"/>
+        </w:pBdr>
+      </w:pPr>
     </w:p>
     <w:p/>
     <w:p>
@@ -72,8 +82,11 @@
       </w:pPr>
       <w:r>
         <w:rPr>
-          <w:color w:val="2E74B5"/>
-          <w:sz w:val="28"/>
+          <w:rFonts w:ascii="Calibri" w:hAnsi="Calibri"/>
+          <w:b/>
+          <w:i w:val="0"/>
+          <w:color w:val="1E5296"/>
+          <w:sz w:val="25"/>
         </w:rPr>
         <w:t>D1 — Governança de Sponsor e Autorização</w:t>
       </w:r>
@@ -82,26 +95,28 @@
     <w:tbl>
       <w:tblPr>
         <w:tblStyle w:val="TableGrid"/>
-        <w:tblW w:type="auto" w:w="0"/>
         <w:tblLook w:firstColumn="1" w:firstRow="1" w:lastColumn="0" w:lastRow="0" w:noHBand="0" w:noVBand="1" w:val="04A0"/>
+        <w:tblW w:w="8900" w:type="dxa"/>
+        <w:tblLayout w:type="fixed"/>
       </w:tblPr>
       <w:tblGrid>
-        <w:gridCol w:w="2196"/>
-        <w:gridCol w:w="2196"/>
-        <w:gridCol w:w="2196"/>
-        <w:gridCol w:w="2196"/>
+        <w:gridCol w:w="2225"/>
+        <w:gridCol w:w="2225"/>
+        <w:gridCol w:w="2225"/>
+        <w:gridCol w:w="2225"/>
       </w:tblGrid>
       <w:tr>
         <w:tc>
           <w:tcPr>
-            <w:tcW w:type="dxa" w:w="2196"/>
-            <w:shd w:val="clear" w:color="auto" w:fill="D6E4F0"/>
+            <w:tcW w:w="2225" w:type="dxa"/>
+            <w:shd w:val="clear" w:color="auto" w:fill="1A3A5C"/>
           </w:tcPr>
           <w:p>
             <w:r>
               <w:rPr>
                 <w:b/>
-                <w:sz w:val="20"/>
+                <w:color w:val="FFFFFF"/>
+                <w:sz w:val="19"/>
               </w:rPr>
               <w:t>Item</w:t>
             </w:r>
@@ -109,14 +124,15 @@
         </w:tc>
         <w:tc>
           <w:tcPr>
-            <w:tcW w:type="dxa" w:w="2196"/>
-            <w:shd w:val="clear" w:color="auto" w:fill="D6E4F0"/>
+            <w:tcW w:w="2225" w:type="dxa"/>
+            <w:shd w:val="clear" w:color="auto" w:fill="1A3A5C"/>
           </w:tcPr>
           <w:p>
             <w:r>
               <w:rPr>
                 <w:b/>
-                <w:sz w:val="20"/>
+                <w:color w:val="FFFFFF"/>
+                <w:sz w:val="19"/>
               </w:rPr>
               <w:t>Status</w:t>
             </w:r>
@@ -124,14 +140,15 @@
         </w:tc>
         <w:tc>
           <w:tcPr>
-            <w:tcW w:type="dxa" w:w="2196"/>
-            <w:shd w:val="clear" w:color="auto" w:fill="D6E4F0"/>
+            <w:tcW w:w="2225" w:type="dxa"/>
+            <w:shd w:val="clear" w:color="auto" w:fill="1A3A5C"/>
           </w:tcPr>
           <w:p>
             <w:r>
               <w:rPr>
                 <w:b/>
-                <w:sz w:val="20"/>
+                <w:color w:val="FFFFFF"/>
+                <w:sz w:val="19"/>
               </w:rPr>
               <w:t>Evidência</w:t>
             </w:r>
@@ -139,14 +156,15 @@
         </w:tc>
         <w:tc>
           <w:tcPr>
-            <w:tcW w:type="dxa" w:w="2196"/>
-            <w:shd w:val="clear" w:color="auto" w:fill="D6E4F0"/>
+            <w:tcW w:w="2225" w:type="dxa"/>
+            <w:shd w:val="clear" w:color="auto" w:fill="1A3A5C"/>
           </w:tcPr>
           <w:p>
             <w:r>
               <w:rPr>
                 <w:b/>
-                <w:sz w:val="20"/>
+                <w:color w:val="FFFFFF"/>
+                <w:sz w:val="19"/>
               </w:rPr>
               <w:t>Classificação</w:t>
             </w:r>
@@ -156,12 +174,12 @@
       <w:tr>
         <w:tc>
           <w:tcPr>
-            <w:tcW w:type="dxa" w:w="2196"/>
+            <w:tcW w:w="2225" w:type="dxa"/>
           </w:tcPr>
           <w:p>
             <w:r>
               <w:rPr>
-                <w:sz w:val="20"/>
+                <w:sz w:val="19"/>
               </w:rPr>
               <w:t>Sponsor identificado</w:t>
             </w:r>
@@ -169,12 +187,12 @@
         </w:tc>
         <w:tc>
           <w:tcPr>
-            <w:tcW w:type="dxa" w:w="2196"/>
+            <w:tcW w:w="2225" w:type="dxa"/>
           </w:tcPr>
           <w:p>
             <w:r>
               <w:rPr>
-                <w:sz w:val="20"/>
+                <w:sz w:val="19"/>
               </w:rPr>
               <w:t>✅</w:t>
             </w:r>
@@ -182,12 +200,12 @@
         </w:tc>
         <w:tc>
           <w:tcPr>
-            <w:tcW w:type="dxa" w:w="2196"/>
+            <w:tcW w:w="2225" w:type="dxa"/>
           </w:tcPr>
           <w:p>
             <w:r>
               <w:rPr>
-                <w:sz w:val="20"/>
+                <w:sz w:val="19"/>
               </w:rPr>
               <w:t>Gladston Campos — Gerência TI e Projetos Estratégicos, documentacao-base.md § Autorização</w:t>
             </w:r>
@@ -195,12 +213,12 @@
         </w:tc>
         <w:tc>
           <w:tcPr>
-            <w:tcW w:type="dxa" w:w="2196"/>
+            <w:tcW w:w="2225" w:type="dxa"/>
           </w:tcPr>
           <w:p>
             <w:r>
               <w:rPr>
-                <w:sz w:val="20"/>
+                <w:sz w:val="19"/>
               </w:rPr>
               <w:t>—</w:t>
             </w:r>
@@ -210,12 +228,13 @@
       <w:tr>
         <w:tc>
           <w:tcPr>
-            <w:tcW w:type="dxa" w:w="2196"/>
+            <w:tcW w:w="2225" w:type="dxa"/>
+            <w:shd w:val="clear" w:color="auto" w:fill="F0F5FB"/>
           </w:tcPr>
           <w:p>
             <w:r>
               <w:rPr>
-                <w:sz w:val="20"/>
+                <w:sz w:val="19"/>
               </w:rPr>
               <w:t>Nível Diretor ou superior</w:t>
             </w:r>
@@ -223,12 +242,13 @@
         </w:tc>
         <w:tc>
           <w:tcPr>
-            <w:tcW w:type="dxa" w:w="2196"/>
+            <w:tcW w:w="2225" w:type="dxa"/>
+            <w:shd w:val="clear" w:color="auto" w:fill="F0F5FB"/>
           </w:tcPr>
           <w:p>
             <w:r>
               <w:rPr>
-                <w:sz w:val="20"/>
+                <w:sz w:val="19"/>
               </w:rPr>
               <w:t>⚠️ PARCIAL</w:t>
             </w:r>
@@ -236,12 +256,13 @@
         </w:tc>
         <w:tc>
           <w:tcPr>
-            <w:tcW w:type="dxa" w:w="2196"/>
+            <w:tcW w:w="2225" w:type="dxa"/>
+            <w:shd w:val="clear" w:color="auto" w:fill="F0F5FB"/>
           </w:tcPr>
           <w:p>
             <w:r>
               <w:rPr>
-                <w:sz w:val="20"/>
+                <w:sz w:val="19"/>
               </w:rPr>
               <w:t>Gladston Campos é Gerente, não Diretor. CB-Sponsor aberta e documentada como condição de kick-off em qualificacao-aprovada.md, documentacao-base.md e revisao-final.md</w:t>
             </w:r>
@@ -249,12 +270,13 @@
         </w:tc>
         <w:tc>
           <w:tcPr>
-            <w:tcW w:type="dxa" w:w="2196"/>
+            <w:tcW w:w="2225" w:type="dxa"/>
+            <w:shd w:val="clear" w:color="auto" w:fill="F0F5FB"/>
           </w:tcPr>
           <w:p>
             <w:r>
               <w:rPr>
-                <w:sz w:val="20"/>
+                <w:sz w:val="19"/>
               </w:rPr>
               <w:t>NC-MOD-001</w:t>
             </w:r>
@@ -264,12 +286,12 @@
       <w:tr>
         <w:tc>
           <w:tcPr>
-            <w:tcW w:type="dxa" w:w="2196"/>
+            <w:tcW w:w="2225" w:type="dxa"/>
           </w:tcPr>
           <w:p>
             <w:r>
               <w:rPr>
-                <w:sz w:val="20"/>
+                <w:sz w:val="19"/>
               </w:rPr>
               <w:t>CB-Orçamento registrada</w:t>
             </w:r>
@@ -277,12 +299,12 @@
         </w:tc>
         <w:tc>
           <w:tcPr>
-            <w:tcW w:type="dxa" w:w="2196"/>
+            <w:tcW w:w="2225" w:type="dxa"/>
           </w:tcPr>
           <w:p>
             <w:r>
               <w:rPr>
-                <w:sz w:val="20"/>
+                <w:sz w:val="19"/>
               </w:rPr>
               <w:t>✅</w:t>
             </w:r>
@@ -290,12 +312,12 @@
         </w:tc>
         <w:tc>
           <w:tcPr>
-            <w:tcW w:type="dxa" w:w="2196"/>
+            <w:tcW w:w="2225" w:type="dxa"/>
           </w:tcPr>
           <w:p>
             <w:r>
               <w:rPr>
-                <w:sz w:val="20"/>
+                <w:sz w:val="19"/>
               </w:rPr>
               <w:t>CB-3 presente em qualificacao-aprovada.md (Condições de Kick-off), documentacao-base.md (Restrições R-3) e plano-riscos.md (R-001)</w:t>
             </w:r>
@@ -303,12 +325,12 @@
         </w:tc>
         <w:tc>
           <w:tcPr>
-            <w:tcW w:type="dxa" w:w="2196"/>
+            <w:tcW w:w="2225" w:type="dxa"/>
           </w:tcPr>
           <w:p>
             <w:r>
               <w:rPr>
-                <w:sz w:val="20"/>
+                <w:sz w:val="19"/>
               </w:rPr>
               <w:t>—</w:t>
             </w:r>
@@ -318,12 +340,13 @@
       <w:tr>
         <w:tc>
           <w:tcPr>
-            <w:tcW w:type="dxa" w:w="2196"/>
+            <w:tcW w:w="2225" w:type="dxa"/>
+            <w:shd w:val="clear" w:color="auto" w:fill="F0F5FB"/>
           </w:tcPr>
           <w:p>
             <w:r>
               <w:rPr>
-                <w:sz w:val="20"/>
+                <w:sz w:val="19"/>
               </w:rPr>
               <w:t>CB-Escopo registrada</w:t>
             </w:r>
@@ -331,12 +354,13 @@
         </w:tc>
         <w:tc>
           <w:tcPr>
-            <w:tcW w:type="dxa" w:w="2196"/>
+            <w:tcW w:w="2225" w:type="dxa"/>
+            <w:shd w:val="clear" w:color="auto" w:fill="F0F5FB"/>
           </w:tcPr>
           <w:p>
             <w:r>
               <w:rPr>
-                <w:sz w:val="20"/>
+                <w:sz w:val="19"/>
               </w:rPr>
               <w:t>✅</w:t>
             </w:r>
@@ -344,12 +368,13 @@
         </w:tc>
         <w:tc>
           <w:tcPr>
-            <w:tcW w:type="dxa" w:w="2196"/>
+            <w:tcW w:w="2225" w:type="dxa"/>
+            <w:shd w:val="clear" w:color="auto" w:fill="F0F5FB"/>
           </w:tcPr>
           <w:p>
             <w:r>
               <w:rPr>
-                <w:sz w:val="20"/>
+                <w:sz w:val="19"/>
               </w:rPr>
               <w:t>CB-2 presente em qualificacao-aprovada.md, requisitos.md (nota CB-2 nos RFs afetados) e cronograma.md (nota de premissa)</w:t>
             </w:r>
@@ -357,12 +382,13 @@
         </w:tc>
         <w:tc>
           <w:tcPr>
-            <w:tcW w:type="dxa" w:w="2196"/>
+            <w:tcW w:w="2225" w:type="dxa"/>
+            <w:shd w:val="clear" w:color="auto" w:fill="F0F5FB"/>
           </w:tcPr>
           <w:p>
             <w:r>
               <w:rPr>
-                <w:sz w:val="20"/>
+                <w:sz w:val="19"/>
               </w:rPr>
               <w:t>—</w:t>
             </w:r>
@@ -372,12 +398,12 @@
       <w:tr>
         <w:tc>
           <w:tcPr>
-            <w:tcW w:type="dxa" w:w="2196"/>
+            <w:tcW w:w="2225" w:type="dxa"/>
           </w:tcPr>
           <w:p>
             <w:r>
               <w:rPr>
-                <w:sz w:val="20"/>
+                <w:sz w:val="19"/>
               </w:rPr>
               <w:t>Autorização Holding documentada</w:t>
             </w:r>
@@ -385,12 +411,12 @@
         </w:tc>
         <w:tc>
           <w:tcPr>
-            <w:tcW w:type="dxa" w:w="2196"/>
+            <w:tcW w:w="2225" w:type="dxa"/>
           </w:tcPr>
           <w:p>
             <w:r>
               <w:rPr>
-                <w:sz w:val="20"/>
+                <w:sz w:val="19"/>
               </w:rPr>
               <w:t>✅</w:t>
             </w:r>
@@ -398,12 +424,12 @@
         </w:tc>
         <w:tc>
           <w:tcPr>
-            <w:tcW w:type="dxa" w:w="2196"/>
+            <w:tcW w:w="2225" w:type="dxa"/>
           </w:tcPr>
           <w:p>
             <w:r>
               <w:rPr>
-                <w:sz w:val="20"/>
+                <w:sz w:val="19"/>
               </w:rPr>
               <w:t>Walace Bacelar/Holding: autorização condicional custo zero registrada em demanda-coletada.md § Aprovações, documentacao-base.md § Autorização nota, qualificacao-aprovada.md § Aprovações</w:t>
             </w:r>
@@ -411,12 +437,12 @@
         </w:tc>
         <w:tc>
           <w:tcPr>
-            <w:tcW w:type="dxa" w:w="2196"/>
+            <w:tcW w:w="2225" w:type="dxa"/>
           </w:tcPr>
           <w:p>
             <w:r>
               <w:rPr>
-                <w:sz w:val="20"/>
+                <w:sz w:val="19"/>
               </w:rPr>
               <w:t>—</w:t>
             </w:r>
@@ -449,9 +475,11 @@
     </w:p>
     <w:p/>
     <w:p>
-      <w:r>
-        <w:t>────────────────────────────────────────────────────────────</w:t>
-      </w:r>
+      <w:pPr>
+        <w:pBdr>
+          <w:bottom w:val="single" w:sz="6" w:space="1" w:color="CCCCCC"/>
+        </w:pBdr>
+      </w:pPr>
     </w:p>
     <w:p/>
     <w:p>
@@ -460,8 +488,11 @@
       </w:pPr>
       <w:r>
         <w:rPr>
-          <w:color w:val="2E74B5"/>
-          <w:sz w:val="28"/>
+          <w:rFonts w:ascii="Calibri" w:hAnsi="Calibri"/>
+          <w:b/>
+          <w:i w:val="0"/>
+          <w:color w:val="1E5296"/>
+          <w:sz w:val="25"/>
         </w:rPr>
         <w:t>D2 — Rastreabilidade Cross-Document</w:t>
       </w:r>
@@ -470,29 +501,31 @@
     <w:tbl>
       <w:tblPr>
         <w:tblStyle w:val="TableGrid"/>
-        <w:tblW w:type="auto" w:w="0"/>
         <w:tblLook w:firstColumn="1" w:firstRow="1" w:lastColumn="0" w:lastRow="0" w:noHBand="0" w:noVBand="1" w:val="04A0"/>
+        <w:tblW w:w="8897" w:type="dxa"/>
+        <w:tblLayout w:type="fixed"/>
       </w:tblPr>
       <w:tblGrid>
-        <w:gridCol w:w="1255"/>
-        <w:gridCol w:w="1255"/>
-        <w:gridCol w:w="1255"/>
-        <w:gridCol w:w="1255"/>
-        <w:gridCol w:w="1255"/>
-        <w:gridCol w:w="1255"/>
-        <w:gridCol w:w="1255"/>
+        <w:gridCol w:w="1271"/>
+        <w:gridCol w:w="1271"/>
+        <w:gridCol w:w="1271"/>
+        <w:gridCol w:w="1271"/>
+        <w:gridCol w:w="1271"/>
+        <w:gridCol w:w="1271"/>
+        <w:gridCol w:w="1271"/>
       </w:tblGrid>
       <w:tr>
         <w:tc>
           <w:tcPr>
-            <w:tcW w:type="dxa" w:w="1255"/>
-            <w:shd w:val="clear" w:color="auto" w:fill="D6E4F0"/>
+            <w:tcW w:w="1271" w:type="dxa"/>
+            <w:shd w:val="clear" w:color="auto" w:fill="1A3A5C"/>
           </w:tcPr>
           <w:p>
             <w:r>
               <w:rPr>
                 <w:b/>
-                <w:sz w:val="20"/>
+                <w:color w:val="FFFFFF"/>
+                <w:sz w:val="19"/>
               </w:rPr>
               <w:t>Campo</w:t>
             </w:r>
@@ -500,14 +533,15 @@
         </w:tc>
         <w:tc>
           <w:tcPr>
-            <w:tcW w:type="dxa" w:w="1255"/>
-            <w:shd w:val="clear" w:color="auto" w:fill="D6E4F0"/>
+            <w:tcW w:w="1271" w:type="dxa"/>
+            <w:shd w:val="clear" w:color="auto" w:fill="1A3A5C"/>
           </w:tcPr>
           <w:p>
             <w:r>
               <w:rPr>
                 <w:b/>
-                <w:sz w:val="20"/>
+                <w:color w:val="FFFFFF"/>
+                <w:sz w:val="19"/>
               </w:rPr>
               <w:t>TAP</w:t>
             </w:r>
@@ -515,14 +549,15 @@
         </w:tc>
         <w:tc>
           <w:tcPr>
-            <w:tcW w:type="dxa" w:w="1255"/>
-            <w:shd w:val="clear" w:color="auto" w:fill="D6E4F0"/>
+            <w:tcW w:w="1271" w:type="dxa"/>
+            <w:shd w:val="clear" w:color="auto" w:fill="1A3A5C"/>
           </w:tcPr>
           <w:p>
             <w:r>
               <w:rPr>
                 <w:b/>
-                <w:sz w:val="20"/>
+                <w:color w:val="FFFFFF"/>
+                <w:sz w:val="19"/>
               </w:rPr>
               <w:t>PM Canvas</w:t>
             </w:r>
@@ -530,14 +565,15 @@
         </w:tc>
         <w:tc>
           <w:tcPr>
-            <w:tcW w:type="dxa" w:w="1255"/>
-            <w:shd w:val="clear" w:color="auto" w:fill="D6E4F0"/>
+            <w:tcW w:w="1271" w:type="dxa"/>
+            <w:shd w:val="clear" w:color="auto" w:fill="1A3A5C"/>
           </w:tcPr>
           <w:p>
             <w:r>
               <w:rPr>
                 <w:b/>
-                <w:sz w:val="20"/>
+                <w:color w:val="FFFFFF"/>
+                <w:sz w:val="19"/>
               </w:rPr>
               <w:t>Cronograma</w:t>
             </w:r>
@@ -545,14 +581,15 @@
         </w:tc>
         <w:tc>
           <w:tcPr>
-            <w:tcW w:type="dxa" w:w="1255"/>
-            <w:shd w:val="clear" w:color="auto" w:fill="D6E4F0"/>
+            <w:tcW w:w="1271" w:type="dxa"/>
+            <w:shd w:val="clear" w:color="auto" w:fill="1A3A5C"/>
           </w:tcPr>
           <w:p>
             <w:r>
               <w:rPr>
                 <w:b/>
-                <w:sz w:val="20"/>
+                <w:color w:val="FFFFFF"/>
+                <w:sz w:val="19"/>
               </w:rPr>
               <w:t>KPIs</w:t>
             </w:r>
@@ -560,14 +597,15 @@
         </w:tc>
         <w:tc>
           <w:tcPr>
-            <w:tcW w:type="dxa" w:w="1255"/>
-            <w:shd w:val="clear" w:color="auto" w:fill="D6E4F0"/>
+            <w:tcW w:w="1271" w:type="dxa"/>
+            <w:shd w:val="clear" w:color="auto" w:fill="1A3A5C"/>
           </w:tcPr>
           <w:p>
             <w:r>
               <w:rPr>
                 <w:b/>
-                <w:sz w:val="20"/>
+                <w:color w:val="FFFFFF"/>
+                <w:sz w:val="19"/>
               </w:rPr>
               <w:t>WR</w:t>
             </w:r>
@@ -575,14 +613,15 @@
         </w:tc>
         <w:tc>
           <w:tcPr>
-            <w:tcW w:type="dxa" w:w="1255"/>
-            <w:shd w:val="clear" w:color="auto" w:fill="D6E4F0"/>
+            <w:tcW w:w="1271" w:type="dxa"/>
+            <w:shd w:val="clear" w:color="auto" w:fill="1A3A5C"/>
           </w:tcPr>
           <w:p>
             <w:r>
               <w:rPr>
                 <w:b/>
-                <w:sz w:val="20"/>
+                <w:color w:val="FFFFFF"/>
+                <w:sz w:val="19"/>
               </w:rPr>
               <w:t>Status</w:t>
             </w:r>
@@ -592,12 +631,12 @@
       <w:tr>
         <w:tc>
           <w:tcPr>
-            <w:tcW w:type="dxa" w:w="1255"/>
+            <w:tcW w:w="1271" w:type="dxa"/>
           </w:tcPr>
           <w:p>
             <w:r>
               <w:rPr>
-                <w:sz w:val="20"/>
+                <w:sz w:val="19"/>
               </w:rPr>
               <w:t>Prazo meta (go-live)</w:t>
             </w:r>
@@ -605,12 +644,12 @@
         </w:tc>
         <w:tc>
           <w:tcPr>
-            <w:tcW w:type="dxa" w:w="1255"/>
+            <w:tcW w:w="1271" w:type="dxa"/>
           </w:tcPr>
           <w:p>
             <w:r>
               <w:rPr>
-                <w:sz w:val="20"/>
+                <w:sz w:val="19"/>
               </w:rPr>
               <w:t>30/09/2026</w:t>
             </w:r>
@@ -618,12 +657,12 @@
         </w:tc>
         <w:tc>
           <w:tcPr>
-            <w:tcW w:type="dxa" w:w="1255"/>
+            <w:tcW w:w="1271" w:type="dxa"/>
           </w:tcPr>
           <w:p>
             <w:r>
               <w:rPr>
-                <w:sz w:val="20"/>
+                <w:sz w:val="19"/>
               </w:rPr>
               <w:t>30/09/2026</w:t>
             </w:r>
@@ -631,12 +670,12 @@
         </w:tc>
         <w:tc>
           <w:tcPr>
-            <w:tcW w:type="dxa" w:w="1255"/>
+            <w:tcW w:w="1271" w:type="dxa"/>
           </w:tcPr>
           <w:p>
             <w:r>
               <w:rPr>
-                <w:sz w:val="20"/>
+                <w:sz w:val="19"/>
               </w:rPr>
               <w:t>30/09/2026</w:t>
             </w:r>
@@ -644,12 +683,12 @@
         </w:tc>
         <w:tc>
           <w:tcPr>
-            <w:tcW w:type="dxa" w:w="1255"/>
+            <w:tcW w:w="1271" w:type="dxa"/>
           </w:tcPr>
           <w:p>
             <w:r>
               <w:rPr>
-                <w:sz w:val="20"/>
+                <w:sz w:val="19"/>
               </w:rPr>
               <w:t>30/09/2026</w:t>
             </w:r>
@@ -657,12 +696,12 @@
         </w:tc>
         <w:tc>
           <w:tcPr>
-            <w:tcW w:type="dxa" w:w="1255"/>
+            <w:tcW w:w="1271" w:type="dxa"/>
           </w:tcPr>
           <w:p>
             <w:r>
               <w:rPr>
-                <w:sz w:val="20"/>
+                <w:sz w:val="19"/>
               </w:rPr>
               <w:t>30/09/2026</w:t>
             </w:r>
@@ -670,12 +709,12 @@
         </w:tc>
         <w:tc>
           <w:tcPr>
-            <w:tcW w:type="dxa" w:w="1255"/>
+            <w:tcW w:w="1271" w:type="dxa"/>
           </w:tcPr>
           <w:p>
             <w:r>
               <w:rPr>
-                <w:sz w:val="20"/>
+                <w:sz w:val="19"/>
               </w:rPr>
               <w:t>✅ Consistente</w:t>
             </w:r>
@@ -685,12 +724,13 @@
       <w:tr>
         <w:tc>
           <w:tcPr>
-            <w:tcW w:type="dxa" w:w="1255"/>
+            <w:tcW w:w="1271" w:type="dxa"/>
+            <w:shd w:val="clear" w:color="auto" w:fill="F0F5FB"/>
           </w:tcPr>
           <w:p>
             <w:r>
               <w:rPr>
-                <w:sz w:val="20"/>
+                <w:sz w:val="19"/>
               </w:rPr>
               <w:t>Kick-off</w:t>
             </w:r>
@@ -698,12 +738,13 @@
         </w:tc>
         <w:tc>
           <w:tcPr>
-            <w:tcW w:type="dxa" w:w="1255"/>
+            <w:tcW w:w="1271" w:type="dxa"/>
+            <w:shd w:val="clear" w:color="auto" w:fill="F0F5FB"/>
           </w:tcPr>
           <w:p>
             <w:r>
               <w:rPr>
-                <w:sz w:val="20"/>
+                <w:sz w:val="19"/>
               </w:rPr>
               <w:t>Junho 2026</w:t>
             </w:r>
@@ -711,12 +752,13 @@
         </w:tc>
         <w:tc>
           <w:tcPr>
-            <w:tcW w:type="dxa" w:w="1255"/>
+            <w:tcW w:w="1271" w:type="dxa"/>
+            <w:shd w:val="clear" w:color="auto" w:fill="F0F5FB"/>
           </w:tcPr>
           <w:p>
             <w:r>
               <w:rPr>
-                <w:sz w:val="20"/>
+                <w:sz w:val="19"/>
               </w:rPr>
               <w:t>—</w:t>
             </w:r>
@@ -724,12 +766,13 @@
         </w:tc>
         <w:tc>
           <w:tcPr>
-            <w:tcW w:type="dxa" w:w="1255"/>
+            <w:tcW w:w="1271" w:type="dxa"/>
+            <w:shd w:val="clear" w:color="auto" w:fill="F0F5FB"/>
           </w:tcPr>
           <w:p>
             <w:r>
               <w:rPr>
-                <w:sz w:val="20"/>
+                <w:sz w:val="19"/>
               </w:rPr>
               <w:t>08/06/2026</w:t>
             </w:r>
@@ -737,12 +780,13 @@
         </w:tc>
         <w:tc>
           <w:tcPr>
-            <w:tcW w:type="dxa" w:w="1255"/>
+            <w:tcW w:w="1271" w:type="dxa"/>
+            <w:shd w:val="clear" w:color="auto" w:fill="F0F5FB"/>
           </w:tcPr>
           <w:p>
             <w:r>
               <w:rPr>
-                <w:sz w:val="20"/>
+                <w:sz w:val="19"/>
               </w:rPr>
               <w:t>M-0 06/06</w:t>
             </w:r>
@@ -750,12 +794,13 @@
         </w:tc>
         <w:tc>
           <w:tcPr>
-            <w:tcW w:type="dxa" w:w="1255"/>
+            <w:tcW w:w="1271" w:type="dxa"/>
+            <w:shd w:val="clear" w:color="auto" w:fill="F0F5FB"/>
           </w:tcPr>
           <w:p>
             <w:r>
               <w:rPr>
-                <w:sz w:val="20"/>
+                <w:sz w:val="19"/>
               </w:rPr>
               <w:t>Junho/2026</w:t>
             </w:r>
@@ -763,12 +808,13 @@
         </w:tc>
         <w:tc>
           <w:tcPr>
-            <w:tcW w:type="dxa" w:w="1255"/>
+            <w:tcW w:w="1271" w:type="dxa"/>
+            <w:shd w:val="clear" w:color="auto" w:fill="F0F5FB"/>
           </w:tcPr>
           <w:p>
             <w:r>
               <w:rPr>
-                <w:sz w:val="20"/>
+                <w:sz w:val="19"/>
               </w:rPr>
               <w:t>✅ Consistente</w:t>
             </w:r>
@@ -778,12 +824,12 @@
       <w:tr>
         <w:tc>
           <w:tcPr>
-            <w:tcW w:type="dxa" w:w="1255"/>
+            <w:tcW w:w="1271" w:type="dxa"/>
           </w:tcPr>
           <w:p>
             <w:r>
               <w:rPr>
-                <w:sz w:val="20"/>
+                <w:sz w:val="19"/>
               </w:rPr>
               <w:t>Orçamento externo</w:t>
             </w:r>
@@ -791,12 +837,12 @@
         </w:tc>
         <w:tc>
           <w:tcPr>
-            <w:tcW w:type="dxa" w:w="1255"/>
+            <w:tcW w:w="1271" w:type="dxa"/>
           </w:tcPr>
           <w:p>
             <w:r>
               <w:rPr>
-                <w:sz w:val="20"/>
+                <w:sz w:val="19"/>
               </w:rPr>
               <w:t>R$0–R$2.000</w:t>
             </w:r>
@@ -804,12 +850,12 @@
         </w:tc>
         <w:tc>
           <w:tcPr>
-            <w:tcW w:type="dxa" w:w="1255"/>
+            <w:tcW w:w="1271" w:type="dxa"/>
           </w:tcPr>
           <w:p>
             <w:r>
               <w:rPr>
-                <w:sz w:val="20"/>
+                <w:sz w:val="19"/>
               </w:rPr>
               <w:t>R$0–R$2.000</w:t>
             </w:r>
@@ -817,12 +863,12 @@
         </w:tc>
         <w:tc>
           <w:tcPr>
-            <w:tcW w:type="dxa" w:w="1255"/>
+            <w:tcW w:w="1271" w:type="dxa"/>
           </w:tcPr>
           <w:p>
             <w:r>
               <w:rPr>
-                <w:sz w:val="20"/>
+                <w:sz w:val="19"/>
               </w:rPr>
               <w:t>—</w:t>
             </w:r>
@@ -830,12 +876,12 @@
         </w:tc>
         <w:tc>
           <w:tcPr>
-            <w:tcW w:type="dxa" w:w="1255"/>
+            <w:tcW w:w="1271" w:type="dxa"/>
           </w:tcPr>
           <w:p>
             <w:r>
               <w:rPr>
-                <w:sz w:val="20"/>
+                <w:sz w:val="19"/>
               </w:rPr>
               <w:t>BAC R$2.000</w:t>
             </w:r>
@@ -843,12 +889,12 @@
         </w:tc>
         <w:tc>
           <w:tcPr>
-            <w:tcW w:type="dxa" w:w="1255"/>
+            <w:tcW w:w="1271" w:type="dxa"/>
           </w:tcPr>
           <w:p>
             <w:r>
               <w:rPr>
-                <w:sz w:val="20"/>
+                <w:sz w:val="19"/>
               </w:rPr>
               <w:t>R$0 externo</w:t>
             </w:r>
@@ -856,12 +902,12 @@
         </w:tc>
         <w:tc>
           <w:tcPr>
-            <w:tcW w:type="dxa" w:w="1255"/>
+            <w:tcW w:w="1271" w:type="dxa"/>
           </w:tcPr>
           <w:p>
             <w:r>
               <w:rPr>
-                <w:sz w:val="20"/>
+                <w:sz w:val="19"/>
               </w:rPr>
               <w:t>✅ Consistente</w:t>
             </w:r>
@@ -871,12 +917,13 @@
       <w:tr>
         <w:tc>
           <w:tcPr>
-            <w:tcW w:type="dxa" w:w="1255"/>
+            <w:tcW w:w="1271" w:type="dxa"/>
+            <w:shd w:val="clear" w:color="auto" w:fill="F0F5FB"/>
           </w:tcPr>
           <w:p>
             <w:r>
               <w:rPr>
-                <w:sz w:val="20"/>
+                <w:sz w:val="19"/>
               </w:rPr>
               <w:t>Integração</w:t>
             </w:r>
@@ -884,12 +931,13 @@
         </w:tc>
         <w:tc>
           <w:tcPr>
-            <w:tcW w:type="dxa" w:w="1255"/>
+            <w:tcW w:w="1271" w:type="dxa"/>
+            <w:shd w:val="clear" w:color="auto" w:fill="F0F5FB"/>
           </w:tcPr>
           <w:p>
             <w:r>
               <w:rPr>
-                <w:sz w:val="20"/>
+                <w:sz w:val="19"/>
               </w:rPr>
               <w:t>SAP x Santander CNAB 240</w:t>
             </w:r>
@@ -897,12 +945,13 @@
         </w:tc>
         <w:tc>
           <w:tcPr>
-            <w:tcW w:type="dxa" w:w="1255"/>
+            <w:tcW w:w="1271" w:type="dxa"/>
+            <w:shd w:val="clear" w:color="auto" w:fill="F0F5FB"/>
           </w:tcPr>
           <w:p>
             <w:r>
               <w:rPr>
-                <w:sz w:val="20"/>
+                <w:sz w:val="19"/>
               </w:rPr>
               <w:t>SAP FI x Santander</w:t>
             </w:r>
@@ -910,12 +959,13 @@
         </w:tc>
         <w:tc>
           <w:tcPr>
-            <w:tcW w:type="dxa" w:w="1255"/>
+            <w:tcW w:w="1271" w:type="dxa"/>
+            <w:shd w:val="clear" w:color="auto" w:fill="F0F5FB"/>
           </w:tcPr>
           <w:p>
             <w:r>
               <w:rPr>
-                <w:sz w:val="20"/>
+                <w:sz w:val="19"/>
               </w:rPr>
               <w:t>SAP x Santander</w:t>
             </w:r>
@@ -923,12 +973,13 @@
         </w:tc>
         <w:tc>
           <w:tcPr>
-            <w:tcW w:type="dxa" w:w="1255"/>
+            <w:tcW w:w="1271" w:type="dxa"/>
+            <w:shd w:val="clear" w:color="auto" w:fill="F0F5FB"/>
           </w:tcPr>
           <w:p>
             <w:r>
               <w:rPr>
-                <w:sz w:val="20"/>
+                <w:sz w:val="19"/>
               </w:rPr>
               <w:t>—</w:t>
             </w:r>
@@ -936,12 +987,13 @@
         </w:tc>
         <w:tc>
           <w:tcPr>
-            <w:tcW w:type="dxa" w:w="1255"/>
+            <w:tcW w:w="1271" w:type="dxa"/>
+            <w:shd w:val="clear" w:color="auto" w:fill="F0F5FB"/>
           </w:tcPr>
           <w:p>
             <w:r>
               <w:rPr>
-                <w:sz w:val="20"/>
+                <w:sz w:val="19"/>
               </w:rPr>
               <w:t>SAP x Santander</w:t>
             </w:r>
@@ -949,12 +1001,13 @@
         </w:tc>
         <w:tc>
           <w:tcPr>
-            <w:tcW w:type="dxa" w:w="1255"/>
+            <w:tcW w:w="1271" w:type="dxa"/>
+            <w:shd w:val="clear" w:color="auto" w:fill="F0F5FB"/>
           </w:tcPr>
           <w:p>
             <w:r>
               <w:rPr>
-                <w:sz w:val="20"/>
+                <w:sz w:val="19"/>
               </w:rPr>
               <w:t>✅ Consistente</w:t>
             </w:r>
@@ -964,12 +1017,12 @@
       <w:tr>
         <w:tc>
           <w:tcPr>
-            <w:tcW w:type="dxa" w:w="1255"/>
+            <w:tcW w:w="1271" w:type="dxa"/>
           </w:tcPr>
           <w:p>
             <w:r>
               <w:rPr>
-                <w:sz w:val="20"/>
+                <w:sz w:val="19"/>
               </w:rPr>
               <w:t>Sponsor</w:t>
             </w:r>
@@ -977,12 +1030,12 @@
         </w:tc>
         <w:tc>
           <w:tcPr>
-            <w:tcW w:type="dxa" w:w="1255"/>
+            <w:tcW w:w="1271" w:type="dxa"/>
           </w:tcPr>
           <w:p>
             <w:r>
               <w:rPr>
-                <w:sz w:val="20"/>
+                <w:sz w:val="19"/>
               </w:rPr>
               <w:t>Gladston Campos</w:t>
             </w:r>
@@ -990,12 +1043,12 @@
         </w:tc>
         <w:tc>
           <w:tcPr>
-            <w:tcW w:type="dxa" w:w="1255"/>
+            <w:tcW w:w="1271" w:type="dxa"/>
           </w:tcPr>
           <w:p>
             <w:r>
               <w:rPr>
-                <w:sz w:val="20"/>
+                <w:sz w:val="19"/>
               </w:rPr>
               <w:t>Gladston Campos</w:t>
             </w:r>
@@ -1003,12 +1056,12 @@
         </w:tc>
         <w:tc>
           <w:tcPr>
-            <w:tcW w:type="dxa" w:w="1255"/>
+            <w:tcW w:w="1271" w:type="dxa"/>
           </w:tcPr>
           <w:p>
             <w:r>
               <w:rPr>
-                <w:sz w:val="20"/>
+                <w:sz w:val="19"/>
               </w:rPr>
               <w:t>—</w:t>
             </w:r>
@@ -1016,12 +1069,12 @@
         </w:tc>
         <w:tc>
           <w:tcPr>
-            <w:tcW w:type="dxa" w:w="1255"/>
+            <w:tcW w:w="1271" w:type="dxa"/>
           </w:tcPr>
           <w:p>
             <w:r>
               <w:rPr>
-                <w:sz w:val="20"/>
+                <w:sz w:val="19"/>
               </w:rPr>
               <w:t>—</w:t>
             </w:r>
@@ -1029,12 +1082,12 @@
         </w:tc>
         <w:tc>
           <w:tcPr>
-            <w:tcW w:type="dxa" w:w="1255"/>
+            <w:tcW w:w="1271" w:type="dxa"/>
           </w:tcPr>
           <w:p>
             <w:r>
               <w:rPr>
-                <w:sz w:val="20"/>
+                <w:sz w:val="19"/>
               </w:rPr>
               <w:t>Gladston Campos</w:t>
             </w:r>
@@ -1042,12 +1095,12 @@
         </w:tc>
         <w:tc>
           <w:tcPr>
-            <w:tcW w:type="dxa" w:w="1255"/>
+            <w:tcW w:w="1271" w:type="dxa"/>
           </w:tcPr>
           <w:p>
             <w:r>
               <w:rPr>
-                <w:sz w:val="20"/>
+                <w:sz w:val="19"/>
               </w:rPr>
               <w:t>✅ Consistente</w:t>
             </w:r>
@@ -1057,12 +1110,13 @@
       <w:tr>
         <w:tc>
           <w:tcPr>
-            <w:tcW w:type="dxa" w:w="1255"/>
+            <w:tcW w:w="1271" w:type="dxa"/>
+            <w:shd w:val="clear" w:color="auto" w:fill="F0F5FB"/>
           </w:tcPr>
           <w:p>
             <w:r>
               <w:rPr>
-                <w:sz w:val="20"/>
+                <w:sz w:val="19"/>
               </w:rPr>
               <w:t>Escopo (DDA VAB CP)</w:t>
             </w:r>
@@ -1070,12 +1124,13 @@
         </w:tc>
         <w:tc>
           <w:tcPr>
-            <w:tcW w:type="dxa" w:w="1255"/>
+            <w:tcW w:w="1271" w:type="dxa"/>
+            <w:shd w:val="clear" w:color="auto" w:fill="F0F5FB"/>
           </w:tcPr>
           <w:p>
             <w:r>
               <w:rPr>
-                <w:sz w:val="20"/>
+                <w:sz w:val="19"/>
               </w:rPr>
               <w:t>DDA VAB Matriz CP</w:t>
             </w:r>
@@ -1083,12 +1138,13 @@
         </w:tc>
         <w:tc>
           <w:tcPr>
-            <w:tcW w:type="dxa" w:w="1255"/>
+            <w:tcW w:w="1271" w:type="dxa"/>
+            <w:shd w:val="clear" w:color="auto" w:fill="F0F5FB"/>
           </w:tcPr>
           <w:p>
             <w:r>
               <w:rPr>
-                <w:sz w:val="20"/>
+                <w:sz w:val="19"/>
               </w:rPr>
               <w:t>DDA VAB CP</w:t>
             </w:r>
@@ -1096,12 +1152,13 @@
         </w:tc>
         <w:tc>
           <w:tcPr>
-            <w:tcW w:type="dxa" w:w="1255"/>
+            <w:tcW w:w="1271" w:type="dxa"/>
+            <w:shd w:val="clear" w:color="auto" w:fill="F0F5FB"/>
           </w:tcPr>
           <w:p>
             <w:r>
               <w:rPr>
-                <w:sz w:val="20"/>
+                <w:sz w:val="19"/>
               </w:rPr>
               <w:t>Fases DDA</w:t>
             </w:r>
@@ -1109,12 +1166,13 @@
         </w:tc>
         <w:tc>
           <w:tcPr>
-            <w:tcW w:type="dxa" w:w="1255"/>
+            <w:tcW w:w="1271" w:type="dxa"/>
+            <w:shd w:val="clear" w:color="auto" w:fill="F0F5FB"/>
           </w:tcPr>
           <w:p>
             <w:r>
               <w:rPr>
-                <w:sz w:val="20"/>
+                <w:sz w:val="19"/>
               </w:rPr>
               <w:t>—</w:t>
             </w:r>
@@ -1122,12 +1180,13 @@
         </w:tc>
         <w:tc>
           <w:tcPr>
-            <w:tcW w:type="dxa" w:w="1255"/>
+            <w:tcW w:w="1271" w:type="dxa"/>
+            <w:shd w:val="clear" w:color="auto" w:fill="F0F5FB"/>
           </w:tcPr>
           <w:p>
             <w:r>
               <w:rPr>
-                <w:sz w:val="20"/>
+                <w:sz w:val="19"/>
               </w:rPr>
               <w:t>DDA VAB Matriz</w:t>
             </w:r>
@@ -1135,12 +1194,13 @@
         </w:tc>
         <w:tc>
           <w:tcPr>
-            <w:tcW w:type="dxa" w:w="1255"/>
+            <w:tcW w:w="1271" w:type="dxa"/>
+            <w:shd w:val="clear" w:color="auto" w:fill="F0F5FB"/>
           </w:tcPr>
           <w:p>
             <w:r>
               <w:rPr>
-                <w:sz w:val="20"/>
+                <w:sz w:val="19"/>
               </w:rPr>
               <w:t>✅ Consistente</w:t>
             </w:r>
@@ -1150,12 +1210,12 @@
       <w:tr>
         <w:tc>
           <w:tcPr>
-            <w:tcW w:type="dxa" w:w="1255"/>
+            <w:tcW w:w="1271" w:type="dxa"/>
           </w:tcPr>
           <w:p>
             <w:r>
               <w:rPr>
-                <w:sz w:val="20"/>
+                <w:sz w:val="19"/>
               </w:rPr>
               <w:t>Must Have ERF → Escopo TAP</w:t>
             </w:r>
@@ -1163,12 +1223,12 @@
         </w:tc>
         <w:tc>
           <w:tcPr>
-            <w:tcW w:type="dxa" w:w="1255"/>
+            <w:tcW w:w="1271" w:type="dxa"/>
           </w:tcPr>
           <w:p>
             <w:r>
               <w:rPr>
-                <w:sz w:val="20"/>
+                <w:sz w:val="19"/>
               </w:rPr>
               <w:t>RF001–RF005</w:t>
             </w:r>
@@ -1176,12 +1236,12 @@
         </w:tc>
         <w:tc>
           <w:tcPr>
-            <w:tcW w:type="dxa" w:w="1255"/>
+            <w:tcW w:w="1271" w:type="dxa"/>
           </w:tcPr>
           <w:p>
             <w:r>
               <w:rPr>
-                <w:sz w:val="20"/>
+                <w:sz w:val="19"/>
               </w:rPr>
               <w:t>—</w:t>
             </w:r>
@@ -1189,12 +1249,12 @@
         </w:tc>
         <w:tc>
           <w:tcPr>
-            <w:tcW w:type="dxa" w:w="1255"/>
+            <w:tcW w:w="1271" w:type="dxa"/>
           </w:tcPr>
           <w:p>
             <w:r>
               <w:rPr>
-                <w:sz w:val="20"/>
+                <w:sz w:val="19"/>
               </w:rPr>
               <w:t>Fases 2–4 cobrem E-01 a E-06</w:t>
             </w:r>
@@ -1202,12 +1262,12 @@
         </w:tc>
         <w:tc>
           <w:tcPr>
-            <w:tcW w:type="dxa" w:w="1255"/>
+            <w:tcW w:w="1271" w:type="dxa"/>
           </w:tcPr>
           <w:p>
             <w:r>
               <w:rPr>
-                <w:sz w:val="20"/>
+                <w:sz w:val="19"/>
               </w:rPr>
               <w:t>—</w:t>
             </w:r>
@@ -1215,12 +1275,12 @@
         </w:tc>
         <w:tc>
           <w:tcPr>
-            <w:tcW w:type="dxa" w:w="1255"/>
+            <w:tcW w:w="1271" w:type="dxa"/>
           </w:tcPr>
           <w:p>
             <w:r>
               <w:rPr>
-                <w:sz w:val="20"/>
+                <w:sz w:val="19"/>
               </w:rPr>
               <w:t>E-01 a E-09</w:t>
             </w:r>
@@ -1228,12 +1288,12 @@
         </w:tc>
         <w:tc>
           <w:tcPr>
-            <w:tcW w:type="dxa" w:w="1255"/>
+            <w:tcW w:w="1271" w:type="dxa"/>
           </w:tcPr>
           <w:p>
             <w:r>
               <w:rPr>
-                <w:sz w:val="20"/>
+                <w:sz w:val="19"/>
               </w:rPr>
               <w:t>✅ Rastreável</w:t>
             </w:r>
@@ -1243,12 +1303,13 @@
       <w:tr>
         <w:tc>
           <w:tcPr>
-            <w:tcW w:type="dxa" w:w="1255"/>
+            <w:tcW w:w="1271" w:type="dxa"/>
+            <w:shd w:val="clear" w:color="auto" w:fill="F0F5FB"/>
           </w:tcPr>
           <w:p>
             <w:r>
               <w:rPr>
-                <w:sz w:val="20"/>
+                <w:sz w:val="19"/>
               </w:rPr>
               <w:t>Critérios sucesso → KPIs</w:t>
             </w:r>
@@ -1256,12 +1317,13 @@
         </w:tc>
         <w:tc>
           <w:tcPr>
-            <w:tcW w:type="dxa" w:w="1255"/>
+            <w:tcW w:w="1271" w:type="dxa"/>
+            <w:shd w:val="clear" w:color="auto" w:fill="F0F5FB"/>
           </w:tcPr>
           <w:p>
             <w:r>
               <w:rPr>
-                <w:sz w:val="20"/>
+                <w:sz w:val="19"/>
               </w:rPr>
               <w:t>CS-1 a CS-4</w:t>
             </w:r>
@@ -1269,12 +1331,13 @@
         </w:tc>
         <w:tc>
           <w:tcPr>
-            <w:tcW w:type="dxa" w:w="1255"/>
+            <w:tcW w:w="1271" w:type="dxa"/>
+            <w:shd w:val="clear" w:color="auto" w:fill="F0F5FB"/>
           </w:tcPr>
           <w:p>
             <w:r>
               <w:rPr>
-                <w:sz w:val="20"/>
+                <w:sz w:val="19"/>
               </w:rPr>
               <w:t>Bloco 4</w:t>
             </w:r>
@@ -1282,12 +1345,13 @@
         </w:tc>
         <w:tc>
           <w:tcPr>
-            <w:tcW w:type="dxa" w:w="1255"/>
+            <w:tcW w:w="1271" w:type="dxa"/>
+            <w:shd w:val="clear" w:color="auto" w:fill="F0F5FB"/>
           </w:tcPr>
           <w:p>
             <w:r>
               <w:rPr>
-                <w:sz w:val="20"/>
+                <w:sz w:val="19"/>
               </w:rPr>
               <w:t>—</w:t>
             </w:r>
@@ -1295,12 +1359,13 @@
         </w:tc>
         <w:tc>
           <w:tcPr>
-            <w:tcW w:type="dxa" w:w="1255"/>
+            <w:tcW w:w="1271" w:type="dxa"/>
+            <w:shd w:val="clear" w:color="auto" w:fill="F0F5FB"/>
           </w:tcPr>
           <w:p>
             <w:r>
               <w:rPr>
-                <w:sz w:val="20"/>
+                <w:sz w:val="19"/>
               </w:rPr>
               <w:t>KR-1 a KR-4</w:t>
             </w:r>
@@ -1308,12 +1373,13 @@
         </w:tc>
         <w:tc>
           <w:tcPr>
-            <w:tcW w:type="dxa" w:w="1255"/>
+            <w:tcW w:w="1271" w:type="dxa"/>
+            <w:shd w:val="clear" w:color="auto" w:fill="F0F5FB"/>
           </w:tcPr>
           <w:p>
             <w:r>
               <w:rPr>
-                <w:sz w:val="20"/>
+                <w:sz w:val="19"/>
               </w:rPr>
               <w:t>—</w:t>
             </w:r>
@@ -1321,12 +1387,13 @@
         </w:tc>
         <w:tc>
           <w:tcPr>
-            <w:tcW w:type="dxa" w:w="1255"/>
+            <w:tcW w:w="1271" w:type="dxa"/>
+            <w:shd w:val="clear" w:color="auto" w:fill="F0F5FB"/>
           </w:tcPr>
           <w:p>
             <w:r>
               <w:rPr>
-                <w:sz w:val="20"/>
+                <w:sz w:val="19"/>
               </w:rPr>
               <w:t>✅ Rastreável</w:t>
             </w:r>
@@ -1336,12 +1403,12 @@
       <w:tr>
         <w:tc>
           <w:tcPr>
-            <w:tcW w:type="dxa" w:w="1255"/>
+            <w:tcW w:w="1271" w:type="dxa"/>
           </w:tcPr>
           <w:p>
             <w:r>
               <w:rPr>
-                <w:sz w:val="20"/>
+                <w:sz w:val="19"/>
               </w:rPr>
               <w:t>Riscos TAP → Plano Riscos</w:t>
             </w:r>
@@ -1349,12 +1416,12 @@
         </w:tc>
         <w:tc>
           <w:tcPr>
-            <w:tcW w:type="dxa" w:w="1255"/>
+            <w:tcW w:w="1271" w:type="dxa"/>
           </w:tcPr>
           <w:p>
             <w:r>
               <w:rPr>
-                <w:sz w:val="20"/>
+                <w:sz w:val="19"/>
               </w:rPr>
               <w:t>5 riscos alto nível</w:t>
             </w:r>
@@ -1362,12 +1429,12 @@
         </w:tc>
         <w:tc>
           <w:tcPr>
-            <w:tcW w:type="dxa" w:w="1255"/>
+            <w:tcW w:w="1271" w:type="dxa"/>
           </w:tcPr>
           <w:p>
             <w:r>
               <w:rPr>
-                <w:sz w:val="20"/>
+                <w:sz w:val="19"/>
               </w:rPr>
               <w:t>Bloco 9</w:t>
             </w:r>
@@ -1375,12 +1442,12 @@
         </w:tc>
         <w:tc>
           <w:tcPr>
-            <w:tcW w:type="dxa" w:w="1255"/>
+            <w:tcW w:w="1271" w:type="dxa"/>
           </w:tcPr>
           <w:p>
             <w:r>
               <w:rPr>
-                <w:sz w:val="20"/>
+                <w:sz w:val="19"/>
               </w:rPr>
               <w:t>Fator caminho crítico</w:t>
             </w:r>
@@ -1388,12 +1455,12 @@
         </w:tc>
         <w:tc>
           <w:tcPr>
-            <w:tcW w:type="dxa" w:w="1255"/>
+            <w:tcW w:w="1271" w:type="dxa"/>
           </w:tcPr>
           <w:p>
             <w:r>
               <w:rPr>
-                <w:sz w:val="20"/>
+                <w:sz w:val="19"/>
               </w:rPr>
               <w:t>R-001 CRÍTICO</w:t>
             </w:r>
@@ -1401,12 +1468,12 @@
         </w:tc>
         <w:tc>
           <w:tcPr>
-            <w:tcW w:type="dxa" w:w="1255"/>
+            <w:tcW w:w="1271" w:type="dxa"/>
           </w:tcPr>
           <w:p>
             <w:r>
               <w:rPr>
-                <w:sz w:val="20"/>
+                <w:sz w:val="19"/>
               </w:rPr>
               <w:t>G9 artefato</w:t>
             </w:r>
@@ -1414,12 +1481,12 @@
         </w:tc>
         <w:tc>
           <w:tcPr>
-            <w:tcW w:type="dxa" w:w="1255"/>
+            <w:tcW w:w="1271" w:type="dxa"/>
           </w:tcPr>
           <w:p>
             <w:r>
               <w:rPr>
-                <w:sz w:val="20"/>
+                <w:sz w:val="19"/>
               </w:rPr>
               <w:t>✅ Consistente</w:t>
             </w:r>
@@ -1447,9 +1514,11 @@
     </w:p>
     <w:p/>
     <w:p>
-      <w:r>
-        <w:t>────────────────────────────────────────────────────────────</w:t>
-      </w:r>
+      <w:pPr>
+        <w:pBdr>
+          <w:bottom w:val="single" w:sz="6" w:space="1" w:color="CCCCCC"/>
+        </w:pBdr>
+      </w:pPr>
     </w:p>
     <w:p/>
     <w:p>
@@ -1458,8 +1527,11 @@
       </w:pPr>
       <w:r>
         <w:rPr>
-          <w:color w:val="2E74B5"/>
-          <w:sz w:val="28"/>
+          <w:rFonts w:ascii="Calibri" w:hAnsi="Calibri"/>
+          <w:b/>
+          <w:i w:val="0"/>
+          <w:color w:val="1E5296"/>
+          <w:sz w:val="25"/>
         </w:rPr>
         <w:t>D3 — Conformidade com Políticas VMO</w:t>
       </w:r>
@@ -1468,25 +1540,27 @@
     <w:tbl>
       <w:tblPr>
         <w:tblStyle w:val="TableGrid"/>
-        <w:tblW w:type="auto" w:w="0"/>
         <w:tblLook w:firstColumn="1" w:firstRow="1" w:lastColumn="0" w:lastRow="0" w:noHBand="0" w:noVBand="1" w:val="04A0"/>
+        <w:tblW w:w="8901" w:type="dxa"/>
+        <w:tblLayout w:type="fixed"/>
       </w:tblPr>
       <w:tblGrid>
-        <w:gridCol w:w="2928"/>
-        <w:gridCol w:w="2928"/>
-        <w:gridCol w:w="2928"/>
+        <w:gridCol w:w="2967"/>
+        <w:gridCol w:w="2967"/>
+        <w:gridCol w:w="2967"/>
       </w:tblGrid>
       <w:tr>
         <w:tc>
           <w:tcPr>
-            <w:tcW w:type="dxa" w:w="2928"/>
-            <w:shd w:val="clear" w:color="auto" w:fill="D6E4F0"/>
+            <w:tcW w:w="2967" w:type="dxa"/>
+            <w:shd w:val="clear" w:color="auto" w:fill="1A3A5C"/>
           </w:tcPr>
           <w:p>
             <w:r>
               <w:rPr>
                 <w:b/>
-                <w:sz w:val="20"/>
+                <w:color w:val="FFFFFF"/>
+                <w:sz w:val="19"/>
               </w:rPr>
               <w:t>Política</w:t>
             </w:r>
@@ -1494,14 +1568,15 @@
         </w:tc>
         <w:tc>
           <w:tcPr>
-            <w:tcW w:type="dxa" w:w="2928"/>
-            <w:shd w:val="clear" w:color="auto" w:fill="D6E4F0"/>
+            <w:tcW w:w="2967" w:type="dxa"/>
+            <w:shd w:val="clear" w:color="auto" w:fill="1A3A5C"/>
           </w:tcPr>
           <w:p>
             <w:r>
               <w:rPr>
                 <w:b/>
-                <w:sz w:val="20"/>
+                <w:color w:val="FFFFFF"/>
+                <w:sz w:val="19"/>
               </w:rPr>
               <w:t>Status</w:t>
             </w:r>
@@ -1509,14 +1584,15 @@
         </w:tc>
         <w:tc>
           <w:tcPr>
-            <w:tcW w:type="dxa" w:w="2928"/>
-            <w:shd w:val="clear" w:color="auto" w:fill="D6E4F0"/>
+            <w:tcW w:w="2967" w:type="dxa"/>
+            <w:shd w:val="clear" w:color="auto" w:fill="1A3A5C"/>
           </w:tcPr>
           <w:p>
             <w:r>
               <w:rPr>
                 <w:b/>
-                <w:sz w:val="20"/>
+                <w:color w:val="FFFFFF"/>
+                <w:sz w:val="19"/>
               </w:rPr>
               <w:t>Detalhe</w:t>
             </w:r>
@@ -1526,12 +1602,12 @@
       <w:tr>
         <w:tc>
           <w:tcPr>
-            <w:tcW w:type="dxa" w:w="2928"/>
+            <w:tcW w:w="2967" w:type="dxa"/>
           </w:tcPr>
           <w:p>
             <w:r>
               <w:rPr>
-                <w:sz w:val="20"/>
+                <w:sz w:val="19"/>
               </w:rPr>
               <w:t>Work Request emitido antes de envio a fornecedores</w:t>
             </w:r>
@@ -1539,12 +1615,12 @@
         </w:tc>
         <w:tc>
           <w:tcPr>
-            <w:tcW w:type="dxa" w:w="2928"/>
+            <w:tcW w:w="2967" w:type="dxa"/>
           </w:tcPr>
           <w:p>
             <w:r>
               <w:rPr>
-                <w:sz w:val="20"/>
+                <w:sz w:val="19"/>
               </w:rPr>
               <w:t>✅</w:t>
             </w:r>
@@ -1552,12 +1628,12 @@
         </w:tc>
         <w:tc>
           <w:tcPr>
-            <w:tcW w:type="dxa" w:w="2928"/>
+            <w:tcW w:w="2967" w:type="dxa"/>
           </w:tcPr>
           <w:p>
             <w:r>
               <w:rPr>
-                <w:sz w:val="20"/>
+                <w:sz w:val="19"/>
               </w:rPr>
               <w:t>02-iniciacao/work-request.md presente com data 20/05/2026</w:t>
             </w:r>
@@ -1567,12 +1643,13 @@
       <w:tr>
         <w:tc>
           <w:tcPr>
-            <w:tcW w:type="dxa" w:w="2928"/>
+            <w:tcW w:w="2967" w:type="dxa"/>
+            <w:shd w:val="clear" w:color="auto" w:fill="F0F5FB"/>
           </w:tcPr>
           <w:p>
             <w:r>
               <w:rPr>
-                <w:sz w:val="20"/>
+                <w:sz w:val="19"/>
               </w:rPr>
               <w:t>Artefato Obrigatório (10 grupos / 41 itens)</w:t>
             </w:r>
@@ -1580,12 +1657,13 @@
         </w:tc>
         <w:tc>
           <w:tcPr>
-            <w:tcW w:type="dxa" w:w="2928"/>
+            <w:tcW w:w="2967" w:type="dxa"/>
+            <w:shd w:val="clear" w:color="auto" w:fill="F0F5FB"/>
           </w:tcPr>
           <w:p>
             <w:r>
               <w:rPr>
-                <w:sz w:val="20"/>
+                <w:sz w:val="19"/>
               </w:rPr>
               <w:t>✅</w:t>
             </w:r>
@@ -1593,12 +1671,13 @@
         </w:tc>
         <w:tc>
           <w:tcPr>
-            <w:tcW w:type="dxa" w:w="2928"/>
+            <w:tcW w:w="2967" w:type="dxa"/>
+            <w:shd w:val="clear" w:color="auto" w:fill="F0F5FB"/>
           </w:tcPr>
           <w:p>
             <w:r>
               <w:rPr>
-                <w:sz w:val="20"/>
+                <w:sz w:val="19"/>
               </w:rPr>
               <w:t>WR § 11: G1 a G10 com 41 itens OK/NOK/Observações</w:t>
             </w:r>
@@ -1608,12 +1687,12 @@
       <w:tr>
         <w:tc>
           <w:tcPr>
-            <w:tcW w:type="dxa" w:w="2928"/>
+            <w:tcW w:w="2967" w:type="dxa"/>
           </w:tcPr>
           <w:p>
             <w:r>
               <w:rPr>
-                <w:sz w:val="20"/>
+                <w:sz w:val="19"/>
               </w:rPr>
               <w:t>Score Vera Veredito ≥ 85 (=7,0 ponderado)</w:t>
             </w:r>
@@ -1621,12 +1700,12 @@
         </w:tc>
         <w:tc>
           <w:tcPr>
-            <w:tcW w:type="dxa" w:w="2928"/>
+            <w:tcW w:w="2967" w:type="dxa"/>
           </w:tcPr>
           <w:p>
             <w:r>
               <w:rPr>
-                <w:sz w:val="20"/>
+                <w:sz w:val="19"/>
               </w:rPr>
               <w:t>✅</w:t>
             </w:r>
@@ -1634,12 +1713,12 @@
         </w:tc>
         <w:tc>
           <w:tcPr>
-            <w:tcW w:type="dxa" w:w="2928"/>
+            <w:tcW w:w="2967" w:type="dxa"/>
           </w:tcPr>
           <w:p>
             <w:r>
               <w:rPr>
-                <w:sz w:val="20"/>
+                <w:sz w:val="19"/>
               </w:rPr>
               <w:t>8,30/10 — revisao-final.md "APROVADO COM CONDIÇÕES"</w:t>
             </w:r>
@@ -1649,12 +1728,13 @@
       <w:tr>
         <w:tc>
           <w:tcPr>
-            <w:tcW w:type="dxa" w:w="2928"/>
+            <w:tcW w:w="2967" w:type="dxa"/>
+            <w:shd w:val="clear" w:color="auto" w:fill="F0F5FB"/>
           </w:tcPr>
           <w:p>
             <w:r>
               <w:rPr>
-                <w:sz w:val="20"/>
+                <w:sz w:val="19"/>
               </w:rPr>
               <w:t>CBs de qualificação formalizadas no TAP</w:t>
             </w:r>
@@ -1662,12 +1742,13 @@
         </w:tc>
         <w:tc>
           <w:tcPr>
-            <w:tcW w:type="dxa" w:w="2928"/>
+            <w:tcW w:w="2967" w:type="dxa"/>
+            <w:shd w:val="clear" w:color="auto" w:fill="F0F5FB"/>
           </w:tcPr>
           <w:p>
             <w:r>
               <w:rPr>
-                <w:sz w:val="20"/>
+                <w:sz w:val="19"/>
               </w:rPr>
               <w:t>✅</w:t>
             </w:r>
@@ -1675,12 +1756,13 @@
         </w:tc>
         <w:tc>
           <w:tcPr>
-            <w:tcW w:type="dxa" w:w="2928"/>
+            <w:tcW w:w="2967" w:type="dxa"/>
+            <w:shd w:val="clear" w:color="auto" w:fill="F0F5FB"/>
           </w:tcPr>
           <w:p>
             <w:r>
               <w:rPr>
-                <w:sz w:val="20"/>
+                <w:sz w:val="19"/>
               </w:rPr>
               <w:t>CB-2 e CB-3 como condições de kick-off na seção "Restrições" do TAP</w:t>
             </w:r>
@@ -1690,12 +1772,12 @@
       <w:tr>
         <w:tc>
           <w:tcPr>
-            <w:tcW w:type="dxa" w:w="2928"/>
+            <w:tcW w:w="2967" w:type="dxa"/>
           </w:tcPr>
           <w:p>
             <w:r>
               <w:rPr>
-                <w:sz w:val="20"/>
+                <w:sz w:val="19"/>
               </w:rPr>
               <w:t>CB-Sponsor registrada no TAP</w:t>
             </w:r>
@@ -1703,12 +1785,12 @@
         </w:tc>
         <w:tc>
           <w:tcPr>
-            <w:tcW w:type="dxa" w:w="2928"/>
+            <w:tcW w:w="2967" w:type="dxa"/>
           </w:tcPr>
           <w:p>
             <w:r>
               <w:rPr>
-                <w:sz w:val="20"/>
+                <w:sz w:val="19"/>
               </w:rPr>
               <w:t>✅</w:t>
             </w:r>
@@ -1716,12 +1798,12 @@
         </w:tc>
         <w:tc>
           <w:tcPr>
-            <w:tcW w:type="dxa" w:w="2928"/>
+            <w:tcW w:w="2967" w:type="dxa"/>
           </w:tcPr>
           <w:p>
             <w:r>
               <w:rPr>
-                <w:sz w:val="20"/>
+                <w:sz w:val="19"/>
               </w:rPr>
               <w:t>Nota de governança na seção "Autorização" do TAP</w:t>
             </w:r>
@@ -1731,12 +1813,13 @@
       <w:tr>
         <w:tc>
           <w:tcPr>
-            <w:tcW w:type="dxa" w:w="2928"/>
+            <w:tcW w:w="2967" w:type="dxa"/>
+            <w:shd w:val="clear" w:color="auto" w:fill="F0F5FB"/>
           </w:tcPr>
           <w:p>
             <w:r>
               <w:rPr>
-                <w:sz w:val="20"/>
+                <w:sz w:val="19"/>
               </w:rPr>
               <w:t>Gates de governança executados (Steps 2 e 5)</w:t>
             </w:r>
@@ -1744,12 +1827,13 @@
         </w:tc>
         <w:tc>
           <w:tcPr>
-            <w:tcW w:type="dxa" w:w="2928"/>
+            <w:tcW w:w="2967" w:type="dxa"/>
+            <w:shd w:val="clear" w:color="auto" w:fill="F0F5FB"/>
           </w:tcPr>
           <w:p>
             <w:r>
               <w:rPr>
-                <w:sz w:val="20"/>
+                <w:sz w:val="19"/>
               </w:rPr>
               <w:t>✅</w:t>
             </w:r>
@@ -1757,12 +1841,13 @@
         </w:tc>
         <w:tc>
           <w:tcPr>
-            <w:tcW w:type="dxa" w:w="2928"/>
+            <w:tcW w:w="2967" w:type="dxa"/>
+            <w:shd w:val="clear" w:color="auto" w:fill="F0F5FB"/>
           </w:tcPr>
           <w:p>
             <w:r>
               <w:rPr>
-                <w:sz w:val="20"/>
+                <w:sz w:val="19"/>
               </w:rPr>
               <w:t>gate-intake.md (PASS) e gate-qualificacao.md (v2, PASS) presentes</w:t>
             </w:r>
@@ -1772,12 +1857,12 @@
       <w:tr>
         <w:tc>
           <w:tcPr>
-            <w:tcW w:type="dxa" w:w="2928"/>
+            <w:tcW w:w="2967" w:type="dxa"/>
           </w:tcPr>
           <w:p>
             <w:r>
               <w:rPr>
-                <w:sz w:val="20"/>
+                <w:sz w:val="19"/>
               </w:rPr>
               <w:t>Condição de kick-off documentada (não início sem gate)</w:t>
             </w:r>
@@ -1785,12 +1870,12 @@
         </w:tc>
         <w:tc>
           <w:tcPr>
-            <w:tcW w:type="dxa" w:w="2928"/>
+            <w:tcW w:w="2967" w:type="dxa"/>
           </w:tcPr>
           <w:p>
             <w:r>
               <w:rPr>
-                <w:sz w:val="20"/>
+                <w:sz w:val="19"/>
               </w:rPr>
               <w:t>✅</w:t>
             </w:r>
@@ -1798,12 +1883,12 @@
         </w:tc>
         <w:tc>
           <w:tcPr>
-            <w:tcW w:type="dxa" w:w="2928"/>
+            <w:tcW w:w="2967" w:type="dxa"/>
           </w:tcPr>
           <w:p>
             <w:r>
               <w:rPr>
-                <w:sz w:val="20"/>
+                <w:sz w:val="19"/>
               </w:rPr>
               <w:t>M-0 é condição explícita em todos os documentos</w:t>
             </w:r>
@@ -1826,9 +1911,11 @@
     </w:p>
     <w:p/>
     <w:p>
-      <w:r>
-        <w:t>────────────────────────────────────────────────────────────</w:t>
-      </w:r>
+      <w:pPr>
+        <w:pBdr>
+          <w:bottom w:val="single" w:sz="6" w:space="1" w:color="CCCCCC"/>
+        </w:pBdr>
+      </w:pPr>
     </w:p>
     <w:p/>
     <w:p>
@@ -1837,8 +1924,11 @@
       </w:pPr>
       <w:r>
         <w:rPr>
-          <w:color w:val="2E74B5"/>
-          <w:sz w:val="28"/>
+          <w:rFonts w:ascii="Calibri" w:hAnsi="Calibri"/>
+          <w:b/>
+          <w:i w:val="0"/>
+          <w:color w:val="1E5296"/>
+          <w:sz w:val="25"/>
         </w:rPr>
         <w:t>D4 — Completude da Documentação de Iniciação</w:t>
       </w:r>
@@ -1847,27 +1937,29 @@
     <w:tbl>
       <w:tblPr>
         <w:tblStyle w:val="TableGrid"/>
-        <w:tblW w:type="auto" w:w="0"/>
         <w:tblLook w:firstColumn="1" w:firstRow="1" w:lastColumn="0" w:lastRow="0" w:noHBand="0" w:noVBand="1" w:val="04A0"/>
+        <w:tblW w:w="8900" w:type="dxa"/>
+        <w:tblLayout w:type="fixed"/>
       </w:tblPr>
       <w:tblGrid>
-        <w:gridCol w:w="1757"/>
-        <w:gridCol w:w="1757"/>
-        <w:gridCol w:w="1757"/>
-        <w:gridCol w:w="1757"/>
-        <w:gridCol w:w="1757"/>
+        <w:gridCol w:w="1780"/>
+        <w:gridCol w:w="1780"/>
+        <w:gridCol w:w="1780"/>
+        <w:gridCol w:w="1780"/>
+        <w:gridCol w:w="1780"/>
       </w:tblGrid>
       <w:tr>
         <w:tc>
           <w:tcPr>
-            <w:tcW w:type="dxa" w:w="1757"/>
-            <w:shd w:val="clear" w:color="auto" w:fill="D6E4F0"/>
+            <w:tcW w:w="1780" w:type="dxa"/>
+            <w:shd w:val="clear" w:color="auto" w:fill="1A3A5C"/>
           </w:tcPr>
           <w:p>
             <w:r>
               <w:rPr>
                 <w:b/>
-                <w:sz w:val="20"/>
+                <w:color w:val="FFFFFF"/>
+                <w:sz w:val="19"/>
               </w:rPr>
               <w:t>Documento</w:t>
             </w:r>
@@ -1875,14 +1967,15 @@
         </w:tc>
         <w:tc>
           <w:tcPr>
-            <w:tcW w:type="dxa" w:w="1757"/>
-            <w:shd w:val="clear" w:color="auto" w:fill="D6E4F0"/>
+            <w:tcW w:w="1780" w:type="dxa"/>
+            <w:shd w:val="clear" w:color="auto" w:fill="1A3A5C"/>
           </w:tcPr>
           <w:p>
             <w:r>
               <w:rPr>
                 <w:b/>
-                <w:sz w:val="20"/>
+                <w:color w:val="FFFFFF"/>
+                <w:sz w:val="19"/>
               </w:rPr>
               <w:t>Arquivo</w:t>
             </w:r>
@@ -1890,14 +1983,15 @@
         </w:tc>
         <w:tc>
           <w:tcPr>
-            <w:tcW w:type="dxa" w:w="1757"/>
-            <w:shd w:val="clear" w:color="auto" w:fill="D6E4F0"/>
+            <w:tcW w:w="1780" w:type="dxa"/>
+            <w:shd w:val="clear" w:color="auto" w:fill="1A3A5C"/>
           </w:tcPr>
           <w:p>
             <w:r>
               <w:rPr>
                 <w:b/>
-                <w:sz w:val="20"/>
+                <w:color w:val="FFFFFF"/>
+                <w:sz w:val="19"/>
               </w:rPr>
               <w:t>Existe</w:t>
             </w:r>
@@ -1905,14 +1999,15 @@
         </w:tc>
         <w:tc>
           <w:tcPr>
-            <w:tcW w:type="dxa" w:w="1757"/>
-            <w:shd w:val="clear" w:color="auto" w:fill="D6E4F0"/>
+            <w:tcW w:w="1780" w:type="dxa"/>
+            <w:shd w:val="clear" w:color="auto" w:fill="1A3A5C"/>
           </w:tcPr>
           <w:p>
             <w:r>
               <w:rPr>
                 <w:b/>
-                <w:sz w:val="20"/>
+                <w:color w:val="FFFFFF"/>
+                <w:sz w:val="19"/>
               </w:rPr>
               <w:t>Tem conteúdo</w:t>
             </w:r>
@@ -1920,14 +2015,15 @@
         </w:tc>
         <w:tc>
           <w:tcPr>
-            <w:tcW w:type="dxa" w:w="1757"/>
-            <w:shd w:val="clear" w:color="auto" w:fill="D6E4F0"/>
+            <w:tcW w:w="1780" w:type="dxa"/>
+            <w:shd w:val="clear" w:color="auto" w:fill="1A3A5C"/>
           </w:tcPr>
           <w:p>
             <w:r>
               <w:rPr>
                 <w:b/>
-                <w:sz w:val="20"/>
+                <w:color w:val="FFFFFF"/>
+                <w:sz w:val="19"/>
               </w:rPr>
               <w:t>Status</w:t>
             </w:r>
@@ -1937,12 +2033,12 @@
       <w:tr>
         <w:tc>
           <w:tcPr>
-            <w:tcW w:type="dxa" w:w="1757"/>
+            <w:tcW w:w="1780" w:type="dxa"/>
           </w:tcPr>
           <w:p>
             <w:r>
               <w:rPr>
-                <w:sz w:val="20"/>
+                <w:sz w:val="19"/>
               </w:rPr>
               <w:t>Demanda Coletada</w:t>
             </w:r>
@@ -1950,12 +2046,12 @@
         </w:tc>
         <w:tc>
           <w:tcPr>
-            <w:tcW w:type="dxa" w:w="1757"/>
+            <w:tcW w:w="1780" w:type="dxa"/>
           </w:tcPr>
           <w:p>
             <w:r>
               <w:rPr>
-                <w:sz w:val="20"/>
+                <w:sz w:val="19"/>
               </w:rPr>
               <w:t>01-qualificacao/demanda-coletada.md</w:t>
             </w:r>
@@ -1963,12 +2059,12 @@
         </w:tc>
         <w:tc>
           <w:tcPr>
-            <w:tcW w:type="dxa" w:w="1757"/>
+            <w:tcW w:w="1780" w:type="dxa"/>
           </w:tcPr>
           <w:p>
             <w:r>
               <w:rPr>
-                <w:sz w:val="20"/>
+                <w:sz w:val="19"/>
               </w:rPr>
               <w:t>✅</w:t>
             </w:r>
@@ -1976,12 +2072,12 @@
         </w:tc>
         <w:tc>
           <w:tcPr>
-            <w:tcW w:type="dxa" w:w="1757"/>
+            <w:tcW w:w="1780" w:type="dxa"/>
           </w:tcPr>
           <w:p>
             <w:r>
               <w:rPr>
-                <w:sz w:val="20"/>
+                <w:sz w:val="19"/>
               </w:rPr>
               <w:t>✅</w:t>
             </w:r>
@@ -1989,12 +2085,12 @@
         </w:tc>
         <w:tc>
           <w:tcPr>
-            <w:tcW w:type="dxa" w:w="1757"/>
+            <w:tcW w:w="1780" w:type="dxa"/>
           </w:tcPr>
           <w:p>
             <w:r>
               <w:rPr>
-                <w:sz w:val="20"/>
+                <w:sz w:val="19"/>
               </w:rPr>
               <w:t>OK</w:t>
             </w:r>
@@ -2004,12 +2100,13 @@
       <w:tr>
         <w:tc>
           <w:tcPr>
-            <w:tcW w:type="dxa" w:w="1757"/>
+            <w:tcW w:w="1780" w:type="dxa"/>
+            <w:shd w:val="clear" w:color="auto" w:fill="F0F5FB"/>
           </w:tcPr>
           <w:p>
             <w:r>
               <w:rPr>
-                <w:sz w:val="20"/>
+                <w:sz w:val="19"/>
               </w:rPr>
               <w:t>Gate Intake</w:t>
             </w:r>
@@ -2017,12 +2114,13 @@
         </w:tc>
         <w:tc>
           <w:tcPr>
-            <w:tcW w:type="dxa" w:w="1757"/>
+            <w:tcW w:w="1780" w:type="dxa"/>
+            <w:shd w:val="clear" w:color="auto" w:fill="F0F5FB"/>
           </w:tcPr>
           <w:p>
             <w:r>
               <w:rPr>
-                <w:sz w:val="20"/>
+                <w:sz w:val="19"/>
               </w:rPr>
               <w:t>01-qualificacao/gate-intake.md</w:t>
             </w:r>
@@ -2030,12 +2128,13 @@
         </w:tc>
         <w:tc>
           <w:tcPr>
-            <w:tcW w:type="dxa" w:w="1757"/>
+            <w:tcW w:w="1780" w:type="dxa"/>
+            <w:shd w:val="clear" w:color="auto" w:fill="F0F5FB"/>
           </w:tcPr>
           <w:p>
             <w:r>
               <w:rPr>
-                <w:sz w:val="20"/>
+                <w:sz w:val="19"/>
               </w:rPr>
               <w:t>✅</w:t>
             </w:r>
@@ -2043,12 +2142,13 @@
         </w:tc>
         <w:tc>
           <w:tcPr>
-            <w:tcW w:type="dxa" w:w="1757"/>
+            <w:tcW w:w="1780" w:type="dxa"/>
+            <w:shd w:val="clear" w:color="auto" w:fill="F0F5FB"/>
           </w:tcPr>
           <w:p>
             <w:r>
               <w:rPr>
-                <w:sz w:val="20"/>
+                <w:sz w:val="19"/>
               </w:rPr>
               <w:t>✅ PASS</w:t>
             </w:r>
@@ -2056,12 +2156,13 @@
         </w:tc>
         <w:tc>
           <w:tcPr>
-            <w:tcW w:type="dxa" w:w="1757"/>
+            <w:tcW w:w="1780" w:type="dxa"/>
+            <w:shd w:val="clear" w:color="auto" w:fill="F0F5FB"/>
           </w:tcPr>
           <w:p>
             <w:r>
               <w:rPr>
-                <w:sz w:val="20"/>
+                <w:sz w:val="19"/>
               </w:rPr>
               <w:t>OK</w:t>
             </w:r>
@@ -2071,12 +2172,12 @@
       <w:tr>
         <w:tc>
           <w:tcPr>
-            <w:tcW w:type="dxa" w:w="1757"/>
+            <w:tcW w:w="1780" w:type="dxa"/>
           </w:tcPr>
           <w:p>
             <w:r>
               <w:rPr>
-                <w:sz w:val="20"/>
+                <w:sz w:val="19"/>
               </w:rPr>
               <w:t>Qualificação</w:t>
             </w:r>
@@ -2084,12 +2185,12 @@
         </w:tc>
         <w:tc>
           <w:tcPr>
-            <w:tcW w:type="dxa" w:w="1757"/>
+            <w:tcW w:w="1780" w:type="dxa"/>
           </w:tcPr>
           <w:p>
             <w:r>
               <w:rPr>
-                <w:sz w:val="20"/>
+                <w:sz w:val="19"/>
               </w:rPr>
               <w:t>01-qualificacao/qualificacao.md</w:t>
             </w:r>
@@ -2097,12 +2198,12 @@
         </w:tc>
         <w:tc>
           <w:tcPr>
-            <w:tcW w:type="dxa" w:w="1757"/>
+            <w:tcW w:w="1780" w:type="dxa"/>
           </w:tcPr>
           <w:p>
             <w:r>
               <w:rPr>
-                <w:sz w:val="20"/>
+                <w:sz w:val="19"/>
               </w:rPr>
               <w:t>✅</w:t>
             </w:r>
@@ -2110,12 +2211,12 @@
         </w:tc>
         <w:tc>
           <w:tcPr>
-            <w:tcW w:type="dxa" w:w="1757"/>
+            <w:tcW w:w="1780" w:type="dxa"/>
           </w:tcPr>
           <w:p>
             <w:r>
               <w:rPr>
-                <w:sz w:val="20"/>
+                <w:sz w:val="19"/>
               </w:rPr>
               <w:t>✅ 49/100 EM ESPERA v2</w:t>
             </w:r>
@@ -2123,12 +2224,12 @@
         </w:tc>
         <w:tc>
           <w:tcPr>
-            <w:tcW w:type="dxa" w:w="1757"/>
+            <w:tcW w:w="1780" w:type="dxa"/>
           </w:tcPr>
           <w:p>
             <w:r>
               <w:rPr>
-                <w:sz w:val="20"/>
+                <w:sz w:val="19"/>
               </w:rPr>
               <w:t>OK</w:t>
             </w:r>
@@ -2138,12 +2239,13 @@
       <w:tr>
         <w:tc>
           <w:tcPr>
-            <w:tcW w:type="dxa" w:w="1757"/>
+            <w:tcW w:w="1780" w:type="dxa"/>
+            <w:shd w:val="clear" w:color="auto" w:fill="F0F5FB"/>
           </w:tcPr>
           <w:p>
             <w:r>
               <w:rPr>
-                <w:sz w:val="20"/>
+                <w:sz w:val="19"/>
               </w:rPr>
               <w:t>Gate Qualificação</w:t>
             </w:r>
@@ -2151,12 +2253,13 @@
         </w:tc>
         <w:tc>
           <w:tcPr>
-            <w:tcW w:type="dxa" w:w="1757"/>
+            <w:tcW w:w="1780" w:type="dxa"/>
+            <w:shd w:val="clear" w:color="auto" w:fill="F0F5FB"/>
           </w:tcPr>
           <w:p>
             <w:r>
               <w:rPr>
-                <w:sz w:val="20"/>
+                <w:sz w:val="19"/>
               </w:rPr>
               <w:t>01-qualificacao/gate-qualificacao.md</w:t>
             </w:r>
@@ -2164,12 +2267,13 @@
         </w:tc>
         <w:tc>
           <w:tcPr>
-            <w:tcW w:type="dxa" w:w="1757"/>
+            <w:tcW w:w="1780" w:type="dxa"/>
+            <w:shd w:val="clear" w:color="auto" w:fill="F0F5FB"/>
           </w:tcPr>
           <w:p>
             <w:r>
               <w:rPr>
-                <w:sz w:val="20"/>
+                <w:sz w:val="19"/>
               </w:rPr>
               <w:t>✅</w:t>
             </w:r>
@@ -2177,12 +2281,13 @@
         </w:tc>
         <w:tc>
           <w:tcPr>
-            <w:tcW w:type="dxa" w:w="1757"/>
+            <w:tcW w:w="1780" w:type="dxa"/>
+            <w:shd w:val="clear" w:color="auto" w:fill="F0F5FB"/>
           </w:tcPr>
           <w:p>
             <w:r>
               <w:rPr>
-                <w:sz w:val="20"/>
+                <w:sz w:val="19"/>
               </w:rPr>
               <w:t>✅ PASS v2</w:t>
             </w:r>
@@ -2190,12 +2295,13 @@
         </w:tc>
         <w:tc>
           <w:tcPr>
-            <w:tcW w:type="dxa" w:w="1757"/>
+            <w:tcW w:w="1780" w:type="dxa"/>
+            <w:shd w:val="clear" w:color="auto" w:fill="F0F5FB"/>
           </w:tcPr>
           <w:p>
             <w:r>
               <w:rPr>
-                <w:sz w:val="20"/>
+                <w:sz w:val="19"/>
               </w:rPr>
               <w:t>OK</w:t>
             </w:r>
@@ -2205,12 +2311,12 @@
       <w:tr>
         <w:tc>
           <w:tcPr>
-            <w:tcW w:type="dxa" w:w="1757"/>
+            <w:tcW w:w="1780" w:type="dxa"/>
           </w:tcPr>
           <w:p>
             <w:r>
               <w:rPr>
-                <w:sz w:val="20"/>
+                <w:sz w:val="19"/>
               </w:rPr>
               <w:t>Qualificação Aprovada</w:t>
             </w:r>
@@ -2218,12 +2324,12 @@
         </w:tc>
         <w:tc>
           <w:tcPr>
-            <w:tcW w:type="dxa" w:w="1757"/>
+            <w:tcW w:w="1780" w:type="dxa"/>
           </w:tcPr>
           <w:p>
             <w:r>
               <w:rPr>
-                <w:sz w:val="20"/>
+                <w:sz w:val="19"/>
               </w:rPr>
               <w:t>01-qualificacao/qualificacao-aprovada.md</w:t>
             </w:r>
@@ -2231,12 +2337,12 @@
         </w:tc>
         <w:tc>
           <w:tcPr>
-            <w:tcW w:type="dxa" w:w="1757"/>
+            <w:tcW w:w="1780" w:type="dxa"/>
           </w:tcPr>
           <w:p>
             <w:r>
               <w:rPr>
-                <w:sz w:val="20"/>
+                <w:sz w:val="19"/>
               </w:rPr>
               <w:t>✅</w:t>
             </w:r>
@@ -2244,12 +2350,12 @@
         </w:tc>
         <w:tc>
           <w:tcPr>
-            <w:tcW w:type="dxa" w:w="1757"/>
+            <w:tcW w:w="1780" w:type="dxa"/>
           </w:tcPr>
           <w:p>
             <w:r>
               <w:rPr>
-                <w:sz w:val="20"/>
+                <w:sz w:val="19"/>
               </w:rPr>
               <w:t>✅</w:t>
             </w:r>
@@ -2257,12 +2363,12 @@
         </w:tc>
         <w:tc>
           <w:tcPr>
-            <w:tcW w:type="dxa" w:w="1757"/>
+            <w:tcW w:w="1780" w:type="dxa"/>
           </w:tcPr>
           <w:p>
             <w:r>
               <w:rPr>
-                <w:sz w:val="20"/>
+                <w:sz w:val="19"/>
               </w:rPr>
               <w:t>OK</w:t>
             </w:r>
@@ -2272,12 +2378,13 @@
       <w:tr>
         <w:tc>
           <w:tcPr>
-            <w:tcW w:type="dxa" w:w="1757"/>
+            <w:tcW w:w="1780" w:type="dxa"/>
+            <w:shd w:val="clear" w:color="auto" w:fill="F0F5FB"/>
           </w:tcPr>
           <w:p>
             <w:r>
               <w:rPr>
-                <w:sz w:val="20"/>
+                <w:sz w:val="19"/>
               </w:rPr>
               <w:t>Documentação Base (TAP+Canvas+Plano)</w:t>
             </w:r>
@@ -2285,12 +2392,13 @@
         </w:tc>
         <w:tc>
           <w:tcPr>
-            <w:tcW w:type="dxa" w:w="1757"/>
+            <w:tcW w:w="1780" w:type="dxa"/>
+            <w:shd w:val="clear" w:color="auto" w:fill="F0F5FB"/>
           </w:tcPr>
           <w:p>
             <w:r>
               <w:rPr>
-                <w:sz w:val="20"/>
+                <w:sz w:val="19"/>
               </w:rPr>
               <w:t>02-iniciacao/documentacao-base.md</w:t>
             </w:r>
@@ -2298,12 +2406,13 @@
         </w:tc>
         <w:tc>
           <w:tcPr>
-            <w:tcW w:type="dxa" w:w="1757"/>
+            <w:tcW w:w="1780" w:type="dxa"/>
+            <w:shd w:val="clear" w:color="auto" w:fill="F0F5FB"/>
           </w:tcPr>
           <w:p>
             <w:r>
               <w:rPr>
-                <w:sz w:val="20"/>
+                <w:sz w:val="19"/>
               </w:rPr>
               <w:t>✅</w:t>
             </w:r>
@@ -2311,12 +2420,13 @@
         </w:tc>
         <w:tc>
           <w:tcPr>
-            <w:tcW w:type="dxa" w:w="1757"/>
+            <w:tcW w:w="1780" w:type="dxa"/>
+            <w:shd w:val="clear" w:color="auto" w:fill="F0F5FB"/>
           </w:tcPr>
           <w:p>
             <w:r>
               <w:rPr>
-                <w:sz w:val="20"/>
+                <w:sz w:val="19"/>
               </w:rPr>
               <w:t>✅</w:t>
             </w:r>
@@ -2324,12 +2434,13 @@
         </w:tc>
         <w:tc>
           <w:tcPr>
-            <w:tcW w:type="dxa" w:w="1757"/>
+            <w:tcW w:w="1780" w:type="dxa"/>
+            <w:shd w:val="clear" w:color="auto" w:fill="F0F5FB"/>
           </w:tcPr>
           <w:p>
             <w:r>
               <w:rPr>
-                <w:sz w:val="20"/>
+                <w:sz w:val="19"/>
               </w:rPr>
               <w:t>OK</w:t>
             </w:r>
@@ -2339,12 +2450,12 @@
       <w:tr>
         <w:tc>
           <w:tcPr>
-            <w:tcW w:type="dxa" w:w="1757"/>
+            <w:tcW w:w="1780" w:type="dxa"/>
           </w:tcPr>
           <w:p>
             <w:r>
               <w:rPr>
-                <w:sz w:val="20"/>
+                <w:sz w:val="19"/>
               </w:rPr>
               <w:t>Requisitos (ERF)</w:t>
             </w:r>
@@ -2352,12 +2463,12 @@
         </w:tc>
         <w:tc>
           <w:tcPr>
-            <w:tcW w:type="dxa" w:w="1757"/>
+            <w:tcW w:w="1780" w:type="dxa"/>
           </w:tcPr>
           <w:p>
             <w:r>
               <w:rPr>
-                <w:sz w:val="20"/>
+                <w:sz w:val="19"/>
               </w:rPr>
               <w:t>02-iniciacao/requisitos.md</w:t>
             </w:r>
@@ -2365,12 +2476,12 @@
         </w:tc>
         <w:tc>
           <w:tcPr>
-            <w:tcW w:type="dxa" w:w="1757"/>
+            <w:tcW w:w="1780" w:type="dxa"/>
           </w:tcPr>
           <w:p>
             <w:r>
               <w:rPr>
-                <w:sz w:val="20"/>
+                <w:sz w:val="19"/>
               </w:rPr>
               <w:t>✅</w:t>
             </w:r>
@@ -2378,12 +2489,12 @@
         </w:tc>
         <w:tc>
           <w:tcPr>
-            <w:tcW w:type="dxa" w:w="1757"/>
+            <w:tcW w:w="1780" w:type="dxa"/>
           </w:tcPr>
           <w:p>
             <w:r>
               <w:rPr>
-                <w:sz w:val="20"/>
+                <w:sz w:val="19"/>
               </w:rPr>
               <w:t>✅ 12 RF + 5 RNF</w:t>
             </w:r>
@@ -2391,12 +2502,12 @@
         </w:tc>
         <w:tc>
           <w:tcPr>
-            <w:tcW w:type="dxa" w:w="1757"/>
+            <w:tcW w:w="1780" w:type="dxa"/>
           </w:tcPr>
           <w:p>
             <w:r>
               <w:rPr>
-                <w:sz w:val="20"/>
+                <w:sz w:val="19"/>
               </w:rPr>
               <w:t>OK</w:t>
             </w:r>
@@ -2406,12 +2517,13 @@
       <w:tr>
         <w:tc>
           <w:tcPr>
-            <w:tcW w:type="dxa" w:w="1757"/>
+            <w:tcW w:w="1780" w:type="dxa"/>
+            <w:shd w:val="clear" w:color="auto" w:fill="F0F5FB"/>
           </w:tcPr>
           <w:p>
             <w:r>
               <w:rPr>
-                <w:sz w:val="20"/>
+                <w:sz w:val="19"/>
               </w:rPr>
               <w:t>Work Request</w:t>
             </w:r>
@@ -2419,12 +2531,13 @@
         </w:tc>
         <w:tc>
           <w:tcPr>
-            <w:tcW w:type="dxa" w:w="1757"/>
+            <w:tcW w:w="1780" w:type="dxa"/>
+            <w:shd w:val="clear" w:color="auto" w:fill="F0F5FB"/>
           </w:tcPr>
           <w:p>
             <w:r>
               <w:rPr>
-                <w:sz w:val="20"/>
+                <w:sz w:val="19"/>
               </w:rPr>
               <w:t>02-iniciacao/work-request.md</w:t>
             </w:r>
@@ -2432,12 +2545,13 @@
         </w:tc>
         <w:tc>
           <w:tcPr>
-            <w:tcW w:type="dxa" w:w="1757"/>
+            <w:tcW w:w="1780" w:type="dxa"/>
+            <w:shd w:val="clear" w:color="auto" w:fill="F0F5FB"/>
           </w:tcPr>
           <w:p>
             <w:r>
               <w:rPr>
-                <w:sz w:val="20"/>
+                <w:sz w:val="19"/>
               </w:rPr>
               <w:t>✅</w:t>
             </w:r>
@@ -2445,12 +2559,13 @@
         </w:tc>
         <w:tc>
           <w:tcPr>
-            <w:tcW w:type="dxa" w:w="1757"/>
+            <w:tcW w:w="1780" w:type="dxa"/>
+            <w:shd w:val="clear" w:color="auto" w:fill="F0F5FB"/>
           </w:tcPr>
           <w:p>
             <w:r>
               <w:rPr>
-                <w:sz w:val="20"/>
+                <w:sz w:val="19"/>
               </w:rPr>
               <w:t>✅ 10 grupos/41 itens</w:t>
             </w:r>
@@ -2458,12 +2573,13 @@
         </w:tc>
         <w:tc>
           <w:tcPr>
-            <w:tcW w:type="dxa" w:w="1757"/>
+            <w:tcW w:w="1780" w:type="dxa"/>
+            <w:shd w:val="clear" w:color="auto" w:fill="F0F5FB"/>
           </w:tcPr>
           <w:p>
             <w:r>
               <w:rPr>
-                <w:sz w:val="20"/>
+                <w:sz w:val="19"/>
               </w:rPr>
               <w:t>OK</w:t>
             </w:r>
@@ -2473,12 +2589,12 @@
       <w:tr>
         <w:tc>
           <w:tcPr>
-            <w:tcW w:type="dxa" w:w="1757"/>
+            <w:tcW w:w="1780" w:type="dxa"/>
           </w:tcPr>
           <w:p>
             <w:r>
               <w:rPr>
-                <w:sz w:val="20"/>
+                <w:sz w:val="19"/>
               </w:rPr>
               <w:t>Cronograma</w:t>
             </w:r>
@@ -2486,12 +2602,12 @@
         </w:tc>
         <w:tc>
           <w:tcPr>
-            <w:tcW w:type="dxa" w:w="1757"/>
+            <w:tcW w:w="1780" w:type="dxa"/>
           </w:tcPr>
           <w:p>
             <w:r>
               <w:rPr>
-                <w:sz w:val="20"/>
+                <w:sz w:val="19"/>
               </w:rPr>
               <w:t>03-planejamento/cronograma.md</w:t>
             </w:r>
@@ -2499,12 +2615,12 @@
         </w:tc>
         <w:tc>
           <w:tcPr>
-            <w:tcW w:type="dxa" w:w="1757"/>
+            <w:tcW w:w="1780" w:type="dxa"/>
           </w:tcPr>
           <w:p>
             <w:r>
               <w:rPr>
-                <w:sz w:val="20"/>
+                <w:sz w:val="19"/>
               </w:rPr>
               <w:t>✅</w:t>
             </w:r>
@@ -2512,12 +2628,12 @@
         </w:tc>
         <w:tc>
           <w:tcPr>
-            <w:tcW w:type="dxa" w:w="1757"/>
+            <w:tcW w:w="1780" w:type="dxa"/>
           </w:tcPr>
           <w:p>
             <w:r>
               <w:rPr>
-                <w:sz w:val="20"/>
+                <w:sz w:val="19"/>
               </w:rPr>
               <w:t>✅ WBS 3 níveis, M-0 a M-6</w:t>
             </w:r>
@@ -2525,12 +2641,12 @@
         </w:tc>
         <w:tc>
           <w:tcPr>
-            <w:tcW w:type="dxa" w:w="1757"/>
+            <w:tcW w:w="1780" w:type="dxa"/>
           </w:tcPr>
           <w:p>
             <w:r>
               <w:rPr>
-                <w:sz w:val="20"/>
+                <w:sz w:val="19"/>
               </w:rPr>
               <w:t>OK</w:t>
             </w:r>
@@ -2540,12 +2656,13 @@
       <w:tr>
         <w:tc>
           <w:tcPr>
-            <w:tcW w:type="dxa" w:w="1757"/>
+            <w:tcW w:w="1780" w:type="dxa"/>
+            <w:shd w:val="clear" w:color="auto" w:fill="F0F5FB"/>
           </w:tcPr>
           <w:p>
             <w:r>
               <w:rPr>
-                <w:sz w:val="20"/>
+                <w:sz w:val="19"/>
               </w:rPr>
               <w:t>Plano de Riscos</w:t>
             </w:r>
@@ -2553,12 +2670,13 @@
         </w:tc>
         <w:tc>
           <w:tcPr>
-            <w:tcW w:type="dxa" w:w="1757"/>
+            <w:tcW w:w="1780" w:type="dxa"/>
+            <w:shd w:val="clear" w:color="auto" w:fill="F0F5FB"/>
           </w:tcPr>
           <w:p>
             <w:r>
               <w:rPr>
-                <w:sz w:val="20"/>
+                <w:sz w:val="19"/>
               </w:rPr>
               <w:t>03-planejamento/plano-riscos.md</w:t>
             </w:r>
@@ -2566,12 +2684,13 @@
         </w:tc>
         <w:tc>
           <w:tcPr>
-            <w:tcW w:type="dxa" w:w="1757"/>
+            <w:tcW w:w="1780" w:type="dxa"/>
+            <w:shd w:val="clear" w:color="auto" w:fill="F0F5FB"/>
           </w:tcPr>
           <w:p>
             <w:r>
               <w:rPr>
-                <w:sz w:val="20"/>
+                <w:sz w:val="19"/>
               </w:rPr>
               <w:t>✅</w:t>
             </w:r>
@@ -2579,12 +2698,13 @@
         </w:tc>
         <w:tc>
           <w:tcPr>
-            <w:tcW w:type="dxa" w:w="1757"/>
+            <w:tcW w:w="1780" w:type="dxa"/>
+            <w:shd w:val="clear" w:color="auto" w:fill="F0F5FB"/>
           </w:tcPr>
           <w:p>
             <w:r>
               <w:rPr>
-                <w:sz w:val="20"/>
+                <w:sz w:val="19"/>
               </w:rPr>
               <w:t>✅ 10 riscos, reserva calculada</w:t>
             </w:r>
@@ -2592,12 +2712,13 @@
         </w:tc>
         <w:tc>
           <w:tcPr>
-            <w:tcW w:type="dxa" w:w="1757"/>
+            <w:tcW w:w="1780" w:type="dxa"/>
+            <w:shd w:val="clear" w:color="auto" w:fill="F0F5FB"/>
           </w:tcPr>
           <w:p>
             <w:r>
               <w:rPr>
-                <w:sz w:val="20"/>
+                <w:sz w:val="19"/>
               </w:rPr>
               <w:t>OK</w:t>
             </w:r>
@@ -2607,12 +2728,12 @@
       <w:tr>
         <w:tc>
           <w:tcPr>
-            <w:tcW w:type="dxa" w:w="1757"/>
+            <w:tcW w:w="1780" w:type="dxa"/>
           </w:tcPr>
           <w:p>
             <w:r>
               <w:rPr>
-                <w:sz w:val="20"/>
+                <w:sz w:val="19"/>
               </w:rPr>
               <w:t>Framework de KPIs</w:t>
             </w:r>
@@ -2620,12 +2741,12 @@
         </w:tc>
         <w:tc>
           <w:tcPr>
-            <w:tcW w:type="dxa" w:w="1757"/>
+            <w:tcW w:w="1780" w:type="dxa"/>
           </w:tcPr>
           <w:p>
             <w:r>
               <w:rPr>
-                <w:sz w:val="20"/>
+                <w:sz w:val="19"/>
               </w:rPr>
               <w:t>03-planejamento/kpis.md</w:t>
             </w:r>
@@ -2633,12 +2754,12 @@
         </w:tc>
         <w:tc>
           <w:tcPr>
-            <w:tcW w:type="dxa" w:w="1757"/>
+            <w:tcW w:w="1780" w:type="dxa"/>
           </w:tcPr>
           <w:p>
             <w:r>
               <w:rPr>
-                <w:sz w:val="20"/>
+                <w:sz w:val="19"/>
               </w:rPr>
               <w:t>✅</w:t>
             </w:r>
@@ -2646,12 +2767,12 @@
         </w:tc>
         <w:tc>
           <w:tcPr>
-            <w:tcW w:type="dxa" w:w="1757"/>
+            <w:tcW w:w="1780" w:type="dxa"/>
           </w:tcPr>
           <w:p>
             <w:r>
               <w:rPr>
-                <w:sz w:val="20"/>
+                <w:sz w:val="19"/>
               </w:rPr>
               <w:t>✅ EVM + 6 KRs</w:t>
             </w:r>
@@ -2659,12 +2780,12 @@
         </w:tc>
         <w:tc>
           <w:tcPr>
-            <w:tcW w:type="dxa" w:w="1757"/>
+            <w:tcW w:w="1780" w:type="dxa"/>
           </w:tcPr>
           <w:p>
             <w:r>
               <w:rPr>
-                <w:sz w:val="20"/>
+                <w:sz w:val="19"/>
               </w:rPr>
               <w:t>OK</w:t>
             </w:r>
@@ -2674,12 +2795,13 @@
       <w:tr>
         <w:tc>
           <w:tcPr>
-            <w:tcW w:type="dxa" w:w="1757"/>
+            <w:tcW w:w="1780" w:type="dxa"/>
+            <w:shd w:val="clear" w:color="auto" w:fill="F0F5FB"/>
           </w:tcPr>
           <w:p>
             <w:r>
               <w:rPr>
-                <w:sz w:val="20"/>
+                <w:sz w:val="19"/>
               </w:rPr>
               <w:t>Status Report</w:t>
             </w:r>
@@ -2687,12 +2809,13 @@
         </w:tc>
         <w:tc>
           <w:tcPr>
-            <w:tcW w:type="dxa" w:w="1757"/>
+            <w:tcW w:w="1780" w:type="dxa"/>
+            <w:shd w:val="clear" w:color="auto" w:fill="F0F5FB"/>
           </w:tcPr>
           <w:p>
             <w:r>
               <w:rPr>
-                <w:sz w:val="20"/>
+                <w:sz w:val="19"/>
               </w:rPr>
               <w:t>04-monitoramento/status-report-2026-05-20.md</w:t>
             </w:r>
@@ -2700,12 +2823,13 @@
         </w:tc>
         <w:tc>
           <w:tcPr>
-            <w:tcW w:type="dxa" w:w="1757"/>
+            <w:tcW w:w="1780" w:type="dxa"/>
+            <w:shd w:val="clear" w:color="auto" w:fill="F0F5FB"/>
           </w:tcPr>
           <w:p>
             <w:r>
               <w:rPr>
-                <w:sz w:val="20"/>
+                <w:sz w:val="19"/>
               </w:rPr>
               <w:t>✅</w:t>
             </w:r>
@@ -2713,12 +2837,13 @@
         </w:tc>
         <w:tc>
           <w:tcPr>
-            <w:tcW w:type="dxa" w:w="1757"/>
+            <w:tcW w:w="1780" w:type="dxa"/>
+            <w:shd w:val="clear" w:color="auto" w:fill="F0F5FB"/>
           </w:tcPr>
           <w:p>
             <w:r>
               <w:rPr>
-                <w:sz w:val="20"/>
+                <w:sz w:val="19"/>
               </w:rPr>
               <w:t>✅</w:t>
             </w:r>
@@ -2726,12 +2851,13 @@
         </w:tc>
         <w:tc>
           <w:tcPr>
-            <w:tcW w:type="dxa" w:w="1757"/>
+            <w:tcW w:w="1780" w:type="dxa"/>
+            <w:shd w:val="clear" w:color="auto" w:fill="F0F5FB"/>
           </w:tcPr>
           <w:p>
             <w:r>
               <w:rPr>
-                <w:sz w:val="20"/>
+                <w:sz w:val="19"/>
               </w:rPr>
               <w:t>OK</w:t>
             </w:r>
@@ -2741,12 +2867,12 @@
       <w:tr>
         <w:tc>
           <w:tcPr>
-            <w:tcW w:type="dxa" w:w="1757"/>
+            <w:tcW w:w="1780" w:type="dxa"/>
           </w:tcPr>
           <w:p>
             <w:r>
               <w:rPr>
-                <w:sz w:val="20"/>
+                <w:sz w:val="19"/>
               </w:rPr>
               <w:t>Revisão de Qualidade</w:t>
             </w:r>
@@ -2754,12 +2880,12 @@
         </w:tc>
         <w:tc>
           <w:tcPr>
-            <w:tcW w:type="dxa" w:w="1757"/>
+            <w:tcW w:w="1780" w:type="dxa"/>
           </w:tcPr>
           <w:p>
             <w:r>
               <w:rPr>
-                <w:sz w:val="20"/>
+                <w:sz w:val="19"/>
               </w:rPr>
               <w:t>05-encerramento/revisao-final.md</w:t>
             </w:r>
@@ -2767,12 +2893,12 @@
         </w:tc>
         <w:tc>
           <w:tcPr>
-            <w:tcW w:type="dxa" w:w="1757"/>
+            <w:tcW w:w="1780" w:type="dxa"/>
           </w:tcPr>
           <w:p>
             <w:r>
               <w:rPr>
-                <w:sz w:val="20"/>
+                <w:sz w:val="19"/>
               </w:rPr>
               <w:t>✅</w:t>
             </w:r>
@@ -2780,12 +2906,12 @@
         </w:tc>
         <w:tc>
           <w:tcPr>
-            <w:tcW w:type="dxa" w:w="1757"/>
+            <w:tcW w:w="1780" w:type="dxa"/>
           </w:tcPr>
           <w:p>
             <w:r>
               <w:rPr>
-                <w:sz w:val="20"/>
+                <w:sz w:val="19"/>
               </w:rPr>
               <w:t>✅ 8,30/10 APROVADO CC</w:t>
             </w:r>
@@ -2793,12 +2919,12 @@
         </w:tc>
         <w:tc>
           <w:tcPr>
-            <w:tcW w:type="dxa" w:w="1757"/>
+            <w:tcW w:w="1780" w:type="dxa"/>
           </w:tcPr>
           <w:p>
             <w:r>
               <w:rPr>
-                <w:sz w:val="20"/>
+                <w:sz w:val="19"/>
               </w:rPr>
               <w:t>OK</w:t>
             </w:r>
@@ -2821,9 +2947,11 @@
     </w:p>
     <w:p/>
     <w:p>
-      <w:r>
-        <w:t>────────────────────────────────────────────────────────────</w:t>
-      </w:r>
+      <w:pPr>
+        <w:pBdr>
+          <w:bottom w:val="single" w:sz="6" w:space="1" w:color="CCCCCC"/>
+        </w:pBdr>
+      </w:pPr>
     </w:p>
     <w:p/>
     <w:p>
@@ -2832,8 +2960,11 @@
       </w:pPr>
       <w:r>
         <w:rPr>
-          <w:color w:val="2E74B5"/>
-          <w:sz w:val="28"/>
+          <w:rFonts w:ascii="Calibri" w:hAnsi="Calibri"/>
+          <w:b/>
+          <w:i w:val="0"/>
+          <w:color w:val="1E5296"/>
+          <w:sz w:val="25"/>
         </w:rPr>
         <w:t>D5 — Riscos de Governança</w:t>
       </w:r>
@@ -2842,26 +2973,28 @@
     <w:tbl>
       <w:tblPr>
         <w:tblStyle w:val="TableGrid"/>
-        <w:tblW w:type="auto" w:w="0"/>
         <w:tblLook w:firstColumn="1" w:firstRow="1" w:lastColumn="0" w:lastRow="0" w:noHBand="0" w:noVBand="1" w:val="04A0"/>
+        <w:tblW w:w="8900" w:type="dxa"/>
+        <w:tblLayout w:type="fixed"/>
       </w:tblPr>
       <w:tblGrid>
-        <w:gridCol w:w="2196"/>
-        <w:gridCol w:w="2196"/>
-        <w:gridCol w:w="2196"/>
-        <w:gridCol w:w="2196"/>
+        <w:gridCol w:w="2225"/>
+        <w:gridCol w:w="2225"/>
+        <w:gridCol w:w="2225"/>
+        <w:gridCol w:w="2225"/>
       </w:tblGrid>
       <w:tr>
         <w:tc>
           <w:tcPr>
-            <w:tcW w:type="dxa" w:w="2196"/>
-            <w:shd w:val="clear" w:color="auto" w:fill="D6E4F0"/>
+            <w:tcW w:w="2225" w:type="dxa"/>
+            <w:shd w:val="clear" w:color="auto" w:fill="1A3A5C"/>
           </w:tcPr>
           <w:p>
             <w:r>
               <w:rPr>
                 <w:b/>
-                <w:sz w:val="20"/>
+                <w:color w:val="FFFFFF"/>
+                <w:sz w:val="19"/>
               </w:rPr>
               <w:t>Risco de Governança</w:t>
             </w:r>
@@ -2869,14 +3002,15 @@
         </w:tc>
         <w:tc>
           <w:tcPr>
-            <w:tcW w:type="dxa" w:w="2196"/>
-            <w:shd w:val="clear" w:color="auto" w:fill="D6E4F0"/>
+            <w:tcW w:w="2225" w:type="dxa"/>
+            <w:shd w:val="clear" w:color="auto" w:fill="1A3A5C"/>
           </w:tcPr>
           <w:p>
             <w:r>
               <w:rPr>
                 <w:b/>
-                <w:sz w:val="20"/>
+                <w:color w:val="FFFFFF"/>
+                <w:sz w:val="19"/>
               </w:rPr>
               <w:t>Coberto no plano</w:t>
             </w:r>
@@ -2884,14 +3018,15 @@
         </w:tc>
         <w:tc>
           <w:tcPr>
-            <w:tcW w:type="dxa" w:w="2196"/>
-            <w:shd w:val="clear" w:color="auto" w:fill="D6E4F0"/>
+            <w:tcW w:w="2225" w:type="dxa"/>
+            <w:shd w:val="clear" w:color="auto" w:fill="1A3A5C"/>
           </w:tcPr>
           <w:p>
             <w:r>
               <w:rPr>
                 <w:b/>
-                <w:sz w:val="20"/>
+                <w:color w:val="FFFFFF"/>
+                <w:sz w:val="19"/>
               </w:rPr>
               <w:t>Localização</w:t>
             </w:r>
@@ -2899,14 +3034,15 @@
         </w:tc>
         <w:tc>
           <w:tcPr>
-            <w:tcW w:type="dxa" w:w="2196"/>
-            <w:shd w:val="clear" w:color="auto" w:fill="D6E4F0"/>
+            <w:tcW w:w="2225" w:type="dxa"/>
+            <w:shd w:val="clear" w:color="auto" w:fill="1A3A5C"/>
           </w:tcPr>
           <w:p>
             <w:r>
               <w:rPr>
                 <w:b/>
-                <w:sz w:val="20"/>
+                <w:color w:val="FFFFFF"/>
+                <w:sz w:val="19"/>
               </w:rPr>
               <w:t>Classificação</w:t>
             </w:r>
@@ -2916,12 +3052,12 @@
       <w:tr>
         <w:tc>
           <w:tcPr>
-            <w:tcW w:type="dxa" w:w="2196"/>
+            <w:tcW w:w="2225" w:type="dxa"/>
           </w:tcPr>
           <w:p>
             <w:r>
               <w:rPr>
-                <w:sz w:val="20"/>
+                <w:sz w:val="19"/>
               </w:rPr>
               <w:t>Sponsor ausente/insuficiente</w:t>
             </w:r>
@@ -2929,12 +3065,12 @@
         </w:tc>
         <w:tc>
           <w:tcPr>
-            <w:tcW w:type="dxa" w:w="2196"/>
+            <w:tcW w:w="2225" w:type="dxa"/>
           </w:tcPr>
           <w:p>
             <w:r>
               <w:rPr>
-                <w:sz w:val="20"/>
+                <w:sz w:val="19"/>
               </w:rPr>
               <w:t>✅</w:t>
             </w:r>
@@ -2942,12 +3078,12 @@
         </w:tc>
         <w:tc>
           <w:tcPr>
-            <w:tcW w:type="dxa" w:w="2196"/>
+            <w:tcW w:w="2225" w:type="dxa"/>
           </w:tcPr>
           <w:p>
             <w:r>
               <w:rPr>
-                <w:sz w:val="20"/>
+                <w:sz w:val="19"/>
               </w:rPr>
               <w:t>R-005: "Sponsor sem alçada Diretor+" — ALTO (30), com trigger e plano</w:t>
             </w:r>
@@ -2955,12 +3091,12 @@
         </w:tc>
         <w:tc>
           <w:tcPr>
-            <w:tcW w:type="dxa" w:w="2196"/>
+            <w:tcW w:w="2225" w:type="dxa"/>
           </w:tcPr>
           <w:p>
             <w:r>
               <w:rPr>
-                <w:sz w:val="20"/>
+                <w:sz w:val="19"/>
               </w:rPr>
               <w:t>—</w:t>
             </w:r>
@@ -2970,12 +3106,13 @@
       <w:tr>
         <w:tc>
           <w:tcPr>
-            <w:tcW w:type="dxa" w:w="2196"/>
+            <w:tcW w:w="2225" w:type="dxa"/>
+            <w:shd w:val="clear" w:color="auto" w:fill="F0F5FB"/>
           </w:tcPr>
           <w:p>
             <w:r>
               <w:rPr>
-                <w:sz w:val="20"/>
+                <w:sz w:val="19"/>
               </w:rPr>
               <w:t>Orçamento não aprovado / autorização Holding</w:t>
             </w:r>
@@ -2983,12 +3120,13 @@
         </w:tc>
         <w:tc>
           <w:tcPr>
-            <w:tcW w:type="dxa" w:w="2196"/>
+            <w:tcW w:w="2225" w:type="dxa"/>
+            <w:shd w:val="clear" w:color="auto" w:fill="F0F5FB"/>
           </w:tcPr>
           <w:p>
             <w:r>
               <w:rPr>
-                <w:sz w:val="20"/>
+                <w:sz w:val="19"/>
               </w:rPr>
               <w:t>✅</w:t>
             </w:r>
@@ -2996,12 +3134,13 @@
         </w:tc>
         <w:tc>
           <w:tcPr>
-            <w:tcW w:type="dxa" w:w="2196"/>
+            <w:tcW w:w="2225" w:type="dxa"/>
+            <w:shd w:val="clear" w:color="auto" w:fill="F0F5FB"/>
           </w:tcPr>
           <w:p>
             <w:r>
               <w:rPr>
-                <w:sz w:val="20"/>
+                <w:sz w:val="19"/>
               </w:rPr>
               <w:t>R-001: "Autorização Holding inválida se custo externo" — CRÍTICO (56)</w:t>
             </w:r>
@@ -3009,12 +3148,13 @@
         </w:tc>
         <w:tc>
           <w:tcPr>
-            <w:tcW w:type="dxa" w:w="2196"/>
+            <w:tcW w:w="2225" w:type="dxa"/>
+            <w:shd w:val="clear" w:color="auto" w:fill="F0F5FB"/>
           </w:tcPr>
           <w:p>
             <w:r>
               <w:rPr>
-                <w:sz w:val="20"/>
+                <w:sz w:val="19"/>
               </w:rPr>
               <w:t>—</w:t>
             </w:r>
@@ -3024,12 +3164,12 @@
       <w:tr>
         <w:tc>
           <w:tcPr>
-            <w:tcW w:type="dxa" w:w="2196"/>
+            <w:tcW w:w="2225" w:type="dxa"/>
           </w:tcPr>
           <w:p>
             <w:r>
               <w:rPr>
-                <w:sz w:val="20"/>
+                <w:sz w:val="19"/>
               </w:rPr>
               <w:t>Mudança de escopo sem controle formal</w:t>
             </w:r>
@@ -3037,12 +3177,12 @@
         </w:tc>
         <w:tc>
           <w:tcPr>
-            <w:tcW w:type="dxa" w:w="2196"/>
+            <w:tcW w:w="2225" w:type="dxa"/>
           </w:tcPr>
           <w:p>
             <w:r>
               <w:rPr>
-                <w:sz w:val="20"/>
+                <w:sz w:val="19"/>
               </w:rPr>
               <w:t>✅</w:t>
             </w:r>
@@ -3050,12 +3190,12 @@
         </w:tc>
         <w:tc>
           <w:tcPr>
-            <w:tcW w:type="dxa" w:w="2196"/>
+            <w:tcW w:w="2225" w:type="dxa"/>
           </w:tcPr>
           <w:p>
             <w:r>
               <w:rPr>
-                <w:sz w:val="20"/>
+                <w:sz w:val="19"/>
               </w:rPr>
               <w:t>R-009: "Scope creep durante levantamento técnico" — MÉDIO (20) + Plano Geral § 10</w:t>
             </w:r>
@@ -3063,12 +3203,12 @@
         </w:tc>
         <w:tc>
           <w:tcPr>
-            <w:tcW w:type="dxa" w:w="2196"/>
+            <w:tcW w:w="2225" w:type="dxa"/>
           </w:tcPr>
           <w:p>
             <w:r>
               <w:rPr>
-                <w:sz w:val="20"/>
+                <w:sz w:val="19"/>
               </w:rPr>
               <w:t>—</w:t>
             </w:r>
@@ -3078,12 +3218,13 @@
       <w:tr>
         <w:tc>
           <w:tcPr>
-            <w:tcW w:type="dxa" w:w="2196"/>
+            <w:tcW w:w="2225" w:type="dxa"/>
+            <w:shd w:val="clear" w:color="auto" w:fill="F0F5FB"/>
           </w:tcPr>
           <w:p>
             <w:r>
               <w:rPr>
-                <w:sz w:val="20"/>
+                <w:sz w:val="19"/>
               </w:rPr>
               <w:t>CB-2 (ajustes mais complexos → reclassificação)</w:t>
             </w:r>
@@ -3091,12 +3232,13 @@
         </w:tc>
         <w:tc>
           <w:tcPr>
-            <w:tcW w:type="dxa" w:w="2196"/>
+            <w:tcW w:w="2225" w:type="dxa"/>
+            <w:shd w:val="clear" w:color="auto" w:fill="F0F5FB"/>
           </w:tcPr>
           <w:p>
             <w:r>
               <w:rPr>
-                <w:sz w:val="20"/>
+                <w:sz w:val="19"/>
               </w:rPr>
               <w:t>✅</w:t>
             </w:r>
@@ -3104,12 +3246,13 @@
         </w:tc>
         <w:tc>
           <w:tcPr>
-            <w:tcW w:type="dxa" w:w="2196"/>
+            <w:tcW w:w="2225" w:type="dxa"/>
+            <w:shd w:val="clear" w:color="auto" w:fill="F0F5FB"/>
           </w:tcPr>
           <w:p>
             <w:r>
               <w:rPr>
-                <w:sz w:val="20"/>
+                <w:sz w:val="19"/>
               </w:rPr>
               <w:t>R-002: "Ajustes mais complexos que parametrização" — ALTO (40)</w:t>
             </w:r>
@@ -3117,12 +3260,13 @@
         </w:tc>
         <w:tc>
           <w:tcPr>
-            <w:tcW w:type="dxa" w:w="2196"/>
+            <w:tcW w:w="2225" w:type="dxa"/>
+            <w:shd w:val="clear" w:color="auto" w:fill="F0F5FB"/>
           </w:tcPr>
           <w:p>
             <w:r>
               <w:rPr>
-                <w:sz w:val="20"/>
+                <w:sz w:val="19"/>
               </w:rPr>
               <w:t>—</w:t>
             </w:r>
@@ -3132,12 +3276,12 @@
       <w:tr>
         <w:tc>
           <w:tcPr>
-            <w:tcW w:type="dxa" w:w="2196"/>
+            <w:tcW w:w="2225" w:type="dxa"/>
           </w:tcPr>
           <w:p>
             <w:r>
               <w:rPr>
-                <w:sz w:val="20"/>
+                <w:sz w:val="19"/>
               </w:rPr>
               <w:t>Recurso técnico inadequado</w:t>
             </w:r>
@@ -3145,12 +3289,12 @@
         </w:tc>
         <w:tc>
           <w:tcPr>
-            <w:tcW w:type="dxa" w:w="2196"/>
+            <w:tcW w:w="2225" w:type="dxa"/>
           </w:tcPr>
           <w:p>
             <w:r>
               <w:rPr>
-                <w:sz w:val="20"/>
+                <w:sz w:val="19"/>
               </w:rPr>
               <w:t>✅</w:t>
             </w:r>
@@ -3158,12 +3302,12 @@
         </w:tc>
         <w:tc>
           <w:tcPr>
-            <w:tcW w:type="dxa" w:w="2196"/>
+            <w:tcW w:w="2225" w:type="dxa"/>
           </w:tcPr>
           <w:p>
             <w:r>
               <w:rPr>
-                <w:sz w:val="20"/>
+                <w:sz w:val="19"/>
               </w:rPr>
               <w:t>R-006: "Recurso DTI sem disponibilidade/conhecimento" — ALTO (28)</w:t>
             </w:r>
@@ -3171,12 +3315,12 @@
         </w:tc>
         <w:tc>
           <w:tcPr>
-            <w:tcW w:type="dxa" w:w="2196"/>
+            <w:tcW w:w="2225" w:type="dxa"/>
           </w:tcPr>
           <w:p>
             <w:r>
               <w:rPr>
-                <w:sz w:val="20"/>
+                <w:sz w:val="19"/>
               </w:rPr>
               <w:t>—</w:t>
             </w:r>
@@ -3199,9 +3343,11 @@
     </w:p>
     <w:p/>
     <w:p>
-      <w:r>
-        <w:t>────────────────────────────────────────────────────────────</w:t>
-      </w:r>
+      <w:pPr>
+        <w:pBdr>
+          <w:bottom w:val="single" w:sz="6" w:space="1" w:color="CCCCCC"/>
+        </w:pBdr>
+      </w:pPr>
     </w:p>
     <w:p/>
     <w:p>
@@ -3210,8 +3356,11 @@
       </w:pPr>
       <w:r>
         <w:rPr>
-          <w:color w:val="2E74B5"/>
-          <w:sz w:val="28"/>
+          <w:rFonts w:ascii="Calibri" w:hAnsi="Calibri"/>
+          <w:b/>
+          <w:i w:val="0"/>
+          <w:color w:val="1E5296"/>
+          <w:sz w:val="25"/>
         </w:rPr>
         <w:t>Consolidado de Não-Conformidades</w:t>
       </w:r>
@@ -3220,29 +3369,31 @@
     <w:tbl>
       <w:tblPr>
         <w:tblStyle w:val="TableGrid"/>
-        <w:tblW w:type="auto" w:w="0"/>
         <w:tblLook w:firstColumn="1" w:firstRow="1" w:lastColumn="0" w:lastRow="0" w:noHBand="0" w:noVBand="1" w:val="04A0"/>
+        <w:tblW w:w="8897" w:type="dxa"/>
+        <w:tblLayout w:type="fixed"/>
       </w:tblPr>
       <w:tblGrid>
-        <w:gridCol w:w="1255"/>
-        <w:gridCol w:w="1255"/>
-        <w:gridCol w:w="1255"/>
-        <w:gridCol w:w="1255"/>
-        <w:gridCol w:w="1255"/>
-        <w:gridCol w:w="1255"/>
-        <w:gridCol w:w="1255"/>
+        <w:gridCol w:w="1271"/>
+        <w:gridCol w:w="1271"/>
+        <w:gridCol w:w="1271"/>
+        <w:gridCol w:w="1271"/>
+        <w:gridCol w:w="1271"/>
+        <w:gridCol w:w="1271"/>
+        <w:gridCol w:w="1271"/>
       </w:tblGrid>
       <w:tr>
         <w:tc>
           <w:tcPr>
-            <w:tcW w:type="dxa" w:w="1255"/>
-            <w:shd w:val="clear" w:color="auto" w:fill="D6E4F0"/>
+            <w:tcW w:w="1271" w:type="dxa"/>
+            <w:shd w:val="clear" w:color="auto" w:fill="1A3A5C"/>
           </w:tcPr>
           <w:p>
             <w:r>
               <w:rPr>
                 <w:b/>
-                <w:sz w:val="20"/>
+                <w:color w:val="FFFFFF"/>
+                <w:sz w:val="19"/>
               </w:rPr>
               <w:t>ID</w:t>
             </w:r>
@@ -3250,14 +3401,15 @@
         </w:tc>
         <w:tc>
           <w:tcPr>
-            <w:tcW w:type="dxa" w:w="1255"/>
-            <w:shd w:val="clear" w:color="auto" w:fill="D6E4F0"/>
+            <w:tcW w:w="1271" w:type="dxa"/>
+            <w:shd w:val="clear" w:color="auto" w:fill="1A3A5C"/>
           </w:tcPr>
           <w:p>
             <w:r>
               <w:rPr>
                 <w:b/>
-                <w:sz w:val="20"/>
+                <w:color w:val="FFFFFF"/>
+                <w:sz w:val="19"/>
               </w:rPr>
               <w:t>Domínio</w:t>
             </w:r>
@@ -3265,14 +3417,15 @@
         </w:tc>
         <w:tc>
           <w:tcPr>
-            <w:tcW w:type="dxa" w:w="1255"/>
-            <w:shd w:val="clear" w:color="auto" w:fill="D6E4F0"/>
+            <w:tcW w:w="1271" w:type="dxa"/>
+            <w:shd w:val="clear" w:color="auto" w:fill="1A3A5C"/>
           </w:tcPr>
           <w:p>
             <w:r>
               <w:rPr>
                 <w:b/>
-                <w:sz w:val="20"/>
+                <w:color w:val="FFFFFF"/>
+                <w:sz w:val="19"/>
               </w:rPr>
               <w:t>Descrição</w:t>
             </w:r>
@@ -3280,14 +3433,15 @@
         </w:tc>
         <w:tc>
           <w:tcPr>
-            <w:tcW w:type="dxa" w:w="1255"/>
-            <w:shd w:val="clear" w:color="auto" w:fill="D6E4F0"/>
+            <w:tcW w:w="1271" w:type="dxa"/>
+            <w:shd w:val="clear" w:color="auto" w:fill="1A3A5C"/>
           </w:tcPr>
           <w:p>
             <w:r>
               <w:rPr>
                 <w:b/>
-                <w:sz w:val="20"/>
+                <w:color w:val="FFFFFF"/>
+                <w:sz w:val="19"/>
               </w:rPr>
               <w:t>Tipo</w:t>
             </w:r>
@@ -3295,14 +3449,15 @@
         </w:tc>
         <w:tc>
           <w:tcPr>
-            <w:tcW w:type="dxa" w:w="1255"/>
-            <w:shd w:val="clear" w:color="auto" w:fill="D6E4F0"/>
+            <w:tcW w:w="1271" w:type="dxa"/>
+            <w:shd w:val="clear" w:color="auto" w:fill="1A3A5C"/>
           </w:tcPr>
           <w:p>
             <w:r>
               <w:rPr>
                 <w:b/>
-                <w:sz w:val="20"/>
+                <w:color w:val="FFFFFF"/>
+                <w:sz w:val="19"/>
               </w:rPr>
               <w:t>Ação Corretiva</w:t>
             </w:r>
@@ -3310,14 +3465,15 @@
         </w:tc>
         <w:tc>
           <w:tcPr>
-            <w:tcW w:type="dxa" w:w="1255"/>
-            <w:shd w:val="clear" w:color="auto" w:fill="D6E4F0"/>
+            <w:tcW w:w="1271" w:type="dxa"/>
+            <w:shd w:val="clear" w:color="auto" w:fill="1A3A5C"/>
           </w:tcPr>
           <w:p>
             <w:r>
               <w:rPr>
                 <w:b/>
-                <w:sz w:val="20"/>
+                <w:color w:val="FFFFFF"/>
+                <w:sz w:val="19"/>
               </w:rPr>
               <w:t>Responsável</w:t>
             </w:r>
@@ -3325,14 +3481,15 @@
         </w:tc>
         <w:tc>
           <w:tcPr>
-            <w:tcW w:type="dxa" w:w="1255"/>
-            <w:shd w:val="clear" w:color="auto" w:fill="D6E4F0"/>
+            <w:tcW w:w="1271" w:type="dxa"/>
+            <w:shd w:val="clear" w:color="auto" w:fill="1A3A5C"/>
           </w:tcPr>
           <w:p>
             <w:r>
               <w:rPr>
                 <w:b/>
-                <w:sz w:val="20"/>
+                <w:color w:val="FFFFFF"/>
+                <w:sz w:val="19"/>
               </w:rPr>
               <w:t>Prazo</w:t>
             </w:r>
@@ -3342,12 +3499,12 @@
       <w:tr>
         <w:tc>
           <w:tcPr>
-            <w:tcW w:type="dxa" w:w="1255"/>
+            <w:tcW w:w="1271" w:type="dxa"/>
           </w:tcPr>
           <w:p>
             <w:r>
               <w:rPr>
-                <w:sz w:val="20"/>
+                <w:sz w:val="19"/>
               </w:rPr>
               <w:t>NC-MOD-001</w:t>
             </w:r>
@@ -3355,12 +3512,12 @@
         </w:tc>
         <w:tc>
           <w:tcPr>
-            <w:tcW w:type="dxa" w:w="1255"/>
+            <w:tcW w:w="1271" w:type="dxa"/>
           </w:tcPr>
           <w:p>
             <w:r>
               <w:rPr>
-                <w:sz w:val="20"/>
+                <w:sz w:val="19"/>
               </w:rPr>
               <w:t>D1</w:t>
             </w:r>
@@ -3368,12 +3525,12 @@
         </w:tc>
         <w:tc>
           <w:tcPr>
-            <w:tcW w:type="dxa" w:w="1255"/>
+            <w:tcW w:w="1271" w:type="dxa"/>
           </w:tcPr>
           <w:p>
             <w:r>
               <w:rPr>
-                <w:sz w:val="20"/>
+                <w:sz w:val="19"/>
               </w:rPr>
               <w:t>Sponsor (Gladston Campos) com nível Gerente, abaixo do mínimo Diretor+. CB-Sponsor aberta e documentada.</w:t>
             </w:r>
@@ -3381,12 +3538,12 @@
         </w:tc>
         <w:tc>
           <w:tcPr>
-            <w:tcW w:type="dxa" w:w="1255"/>
+            <w:tcW w:w="1271" w:type="dxa"/>
           </w:tcPr>
           <w:p>
             <w:r>
               <w:rPr>
-                <w:sz w:val="20"/>
+                <w:sz w:val="19"/>
               </w:rPr>
               <w:t>NC-MOD</w:t>
             </w:r>
@@ -3394,12 +3551,12 @@
         </w:tc>
         <w:tc>
           <w:tcPr>
-            <w:tcW w:type="dxa" w:w="1255"/>
+            <w:tcW w:w="1271" w:type="dxa"/>
           </w:tcPr>
           <w:p>
             <w:r>
               <w:rPr>
-                <w:sz w:val="20"/>
+                <w:sz w:val="19"/>
               </w:rPr>
               <w:t>Identificar e documentar no TAP um sponsor com nível Diretor ou superior antes do gate de kick-off (M-0). Gladston deve acionar um Diretor+ como patrocinador formal.</w:t>
             </w:r>
@@ -3407,12 +3564,12 @@
         </w:tc>
         <w:tc>
           <w:tcPr>
-            <w:tcW w:type="dxa" w:w="1255"/>
+            <w:tcW w:w="1271" w:type="dxa"/>
           </w:tcPr>
           <w:p>
             <w:r>
               <w:rPr>
-                <w:sz w:val="20"/>
+                <w:sz w:val="19"/>
               </w:rPr>
               <w:t>Gladston Campos</w:t>
             </w:r>
@@ -3420,12 +3577,12 @@
         </w:tc>
         <w:tc>
           <w:tcPr>
-            <w:tcW w:type="dxa" w:w="1255"/>
+            <w:tcW w:w="1271" w:type="dxa"/>
           </w:tcPr>
           <w:p>
             <w:r>
               <w:rPr>
-                <w:sz w:val="20"/>
+                <w:sz w:val="19"/>
               </w:rPr>
               <w:t>30/05/2026</w:t>
             </w:r>
@@ -3435,12 +3592,13 @@
       <w:tr>
         <w:tc>
           <w:tcPr>
-            <w:tcW w:type="dxa" w:w="1255"/>
+            <w:tcW w:w="1271" w:type="dxa"/>
+            <w:shd w:val="clear" w:color="auto" w:fill="F0F5FB"/>
           </w:tcPr>
           <w:p>
             <w:r>
               <w:rPr>
-                <w:sz w:val="20"/>
+                <w:sz w:val="19"/>
               </w:rPr>
               <w:t>NC-MEN-001</w:t>
             </w:r>
@@ -3448,12 +3606,13 @@
         </w:tc>
         <w:tc>
           <w:tcPr>
-            <w:tcW w:type="dxa" w:w="1255"/>
+            <w:tcW w:w="1271" w:type="dxa"/>
+            <w:shd w:val="clear" w:color="auto" w:fill="F0F5FB"/>
           </w:tcPr>
           <w:p>
             <w:r>
               <w:rPr>
-                <w:sz w:val="20"/>
+                <w:sz w:val="19"/>
               </w:rPr>
               <w:t>D2</w:t>
             </w:r>
@@ -3461,12 +3620,13 @@
         </w:tc>
         <w:tc>
           <w:tcPr>
-            <w:tcW w:type="dxa" w:w="1255"/>
+            <w:tcW w:w="1271" w:type="dxa"/>
+            <w:shd w:val="clear" w:color="auto" w:fill="F0F5FB"/>
           </w:tcPr>
           <w:p>
             <w:r>
               <w:rPr>
-                <w:sz w:val="20"/>
+                <w:sz w:val="19"/>
               </w:rPr>
               <w:t>Status Report sem percentual numérico global de conclusão do projeto (issue levantada pela Vera, C-SR-1).</w:t>
             </w:r>
@@ -3474,12 +3634,13 @@
         </w:tc>
         <w:tc>
           <w:tcPr>
-            <w:tcW w:type="dxa" w:w="1255"/>
+            <w:tcW w:w="1271" w:type="dxa"/>
+            <w:shd w:val="clear" w:color="auto" w:fill="F0F5FB"/>
           </w:tcPr>
           <w:p>
             <w:r>
               <w:rPr>
-                <w:sz w:val="20"/>
+                <w:sz w:val="19"/>
               </w:rPr>
               <w:t>NC-MENOR</w:t>
             </w:r>
@@ -3487,12 +3648,13 @@
         </w:tc>
         <w:tc>
           <w:tcPr>
-            <w:tcW w:type="dxa" w:w="1255"/>
+            <w:tcW w:w="1271" w:type="dxa"/>
+            <w:shd w:val="clear" w:color="auto" w:fill="F0F5FB"/>
           </w:tcPr>
           <w:p>
             <w:r>
               <w:rPr>
-                <w:sz w:val="20"/>
+                <w:sz w:val="19"/>
               </w:rPr>
               <w:t>Incluir "% conclusão global do projeto" no header dos status reports a partir do M-0.</w:t>
             </w:r>
@@ -3500,12 +3662,13 @@
         </w:tc>
         <w:tc>
           <w:tcPr>
-            <w:tcW w:type="dxa" w:w="1255"/>
+            <w:tcW w:w="1271" w:type="dxa"/>
+            <w:shd w:val="clear" w:color="auto" w:fill="F0F5FB"/>
           </w:tcPr>
           <w:p>
             <w:r>
               <w:rPr>
-                <w:sz w:val="20"/>
+                <w:sz w:val="19"/>
               </w:rPr>
               <w:t>GP (a designar)</w:t>
             </w:r>
@@ -3513,12 +3676,13 @@
         </w:tc>
         <w:tc>
           <w:tcPr>
-            <w:tcW w:type="dxa" w:w="1255"/>
+            <w:tcW w:w="1271" w:type="dxa"/>
+            <w:shd w:val="clear" w:color="auto" w:fill="F0F5FB"/>
           </w:tcPr>
           <w:p>
             <w:r>
               <w:rPr>
-                <w:sz w:val="20"/>
+                <w:sz w:val="19"/>
               </w:rPr>
               <w:t>M-0+</w:t>
             </w:r>
@@ -3528,12 +3692,12 @@
       <w:tr>
         <w:tc>
           <w:tcPr>
-            <w:tcW w:type="dxa" w:w="1255"/>
+            <w:tcW w:w="1271" w:type="dxa"/>
           </w:tcPr>
           <w:p>
             <w:r>
               <w:rPr>
-                <w:sz w:val="20"/>
+                <w:sz w:val="19"/>
               </w:rPr>
               <w:t>NC-MEN-002</w:t>
             </w:r>
@@ -3541,12 +3705,12 @@
         </w:tc>
         <w:tc>
           <w:tcPr>
-            <w:tcW w:type="dxa" w:w="1255"/>
+            <w:tcW w:w="1271" w:type="dxa"/>
           </w:tcPr>
           <w:p>
             <w:r>
               <w:rPr>
-                <w:sz w:val="20"/>
+                <w:sz w:val="19"/>
               </w:rPr>
               <w:t>D4</w:t>
             </w:r>
@@ -3554,12 +3718,12 @@
         </w:tc>
         <w:tc>
           <w:tcPr>
-            <w:tcW w:type="dxa" w:w="1255"/>
+            <w:tcW w:w="1271" w:type="dxa"/>
           </w:tcPr>
           <w:p>
             <w:r>
               <w:rPr>
-                <w:sz w:val="20"/>
+                <w:sz w:val="19"/>
               </w:rPr>
               <w:t>Qualificação em status EM ESPERA (49/100 — 1 ponto abaixo do limiar formal). Avançou por decisão do usuário com condições.</w:t>
             </w:r>
@@ -3567,12 +3731,12 @@
         </w:tc>
         <w:tc>
           <w:tcPr>
-            <w:tcW w:type="dxa" w:w="1255"/>
+            <w:tcW w:w="1271" w:type="dxa"/>
           </w:tcPr>
           <w:p>
             <w:r>
               <w:rPr>
-                <w:sz w:val="20"/>
+                <w:sz w:val="19"/>
               </w:rPr>
               <w:t>NC-MENOR</w:t>
             </w:r>
@@ -3580,12 +3744,12 @@
         </w:tc>
         <w:tc>
           <w:tcPr>
-            <w:tcW w:type="dxa" w:w="1255"/>
+            <w:tcW w:w="1271" w:type="dxa"/>
           </w:tcPr>
           <w:p>
             <w:r>
               <w:rPr>
-                <w:sz w:val="20"/>
+                <w:sz w:val="19"/>
               </w:rPr>
               <w:t>Requalificação final pendente após M-1 (CB-2 resolvida). Resultado do levantamento técnico pode elevar para APROVADO COM CONDIÇÕES formalmente.</w:t>
             </w:r>
@@ -3593,12 +3757,12 @@
         </w:tc>
         <w:tc>
           <w:tcPr>
-            <w:tcW w:type="dxa" w:w="1255"/>
+            <w:tcW w:w="1271" w:type="dxa"/>
           </w:tcPr>
           <w:p>
             <w:r>
               <w:rPr>
-                <w:sz w:val="20"/>
+                <w:sz w:val="19"/>
               </w:rPr>
               <w:t>Felipe Filtro / VMO</w:t>
             </w:r>
@@ -3606,12 +3770,12 @@
         </w:tc>
         <w:tc>
           <w:tcPr>
-            <w:tcW w:type="dxa" w:w="1255"/>
+            <w:tcW w:w="1271" w:type="dxa"/>
           </w:tcPr>
           <w:p>
             <w:r>
               <w:rPr>
-                <w:sz w:val="20"/>
+                <w:sz w:val="19"/>
               </w:rPr>
               <w:t>Após M-1</w:t>
             </w:r>
@@ -3653,25 +3817,78 @@
     <w:p/>
     <w:p>
       <w:pPr>
-        <w:pStyle w:val="Quote"/>
+        <w:ind w:left="454"/>
       </w:pPr>
       <w:r>
-        <w:t>**Regra:** Bloqueia se NC-CRÍTICA &gt; 0 OU NC-MOD ≥ 3.</w:t>
+        <w:rPr>
+          <w:color w:val="333333"/>
+          <w:sz w:val="20"/>
+        </w:rPr>
+      </w:r>
+      <w:r>
+        <w:rPr>
+          <w:b/>
+          <w:color w:val="333333"/>
+          <w:sz w:val="20"/>
+        </w:rPr>
+        <w:t>Regra:</w:t>
+      </w:r>
+      <w:r>
+        <w:rPr>
+          <w:color w:val="333333"/>
+          <w:sz w:val="20"/>
+        </w:rPr>
+        <w:t xml:space="preserve"> Bloqueia se NC-CRÍTICA &gt; 0 OU NC-MOD ≥ 3.</w:t>
       </w:r>
     </w:p>
     <w:p>
       <w:pPr>
-        <w:pStyle w:val="Quote"/>
+        <w:ind w:left="454"/>
       </w:pPr>
       <w:r>
-        <w:t>**Situação atual:** 0 CRÍTICAS + 1 MOD = **NÃO BLOQUEIA** → APROVADO COM RESSALVAS ✅</w:t>
+        <w:rPr>
+          <w:color w:val="333333"/>
+          <w:sz w:val="20"/>
+        </w:rPr>
+      </w:r>
+      <w:r>
+        <w:rPr>
+          <w:b/>
+          <w:color w:val="333333"/>
+          <w:sz w:val="20"/>
+        </w:rPr>
+        <w:t>Situação atual:</w:t>
+      </w:r>
+      <w:r>
+        <w:rPr>
+          <w:color w:val="333333"/>
+          <w:sz w:val="20"/>
+        </w:rPr>
+        <w:t xml:space="preserve"> 0 CRÍTICAS + 1 MOD = </w:t>
+      </w:r>
+      <w:r>
+        <w:rPr>
+          <w:b/>
+          <w:color w:val="333333"/>
+          <w:sz w:val="20"/>
+        </w:rPr>
+        <w:t>NÃO BLOQUEIA</w:t>
+      </w:r>
+      <w:r>
+        <w:rPr>
+          <w:color w:val="333333"/>
+          <w:sz w:val="20"/>
+        </w:rPr>
+        <w:t xml:space="preserve"> → APROVADO COM RESSALVAS ✅</w:t>
       </w:r>
     </w:p>
     <w:p/>
     <w:p>
-      <w:r>
-        <w:t>────────────────────────────────────────────────────────────</w:t>
-      </w:r>
+      <w:pPr>
+        <w:pBdr>
+          <w:bottom w:val="single" w:sz="6" w:space="1" w:color="CCCCCC"/>
+        </w:pBdr>
+      </w:pPr>
     </w:p>
     <w:p/>
     <w:p>
@@ -3680,8 +3897,11 @@
       </w:pPr>
       <w:r>
         <w:rPr>
-          <w:color w:val="2E74B5"/>
-          <w:sz w:val="28"/>
+          <w:rFonts w:ascii="Calibri" w:hAnsi="Calibri"/>
+          <w:b/>
+          <w:i w:val="0"/>
+          <w:color w:val="1E5296"/>
+          <w:sz w:val="25"/>
         </w:rPr>
         <w:t>Recomendações para a Fase de Execução</w:t>
       </w:r>
@@ -3792,9 +4012,11 @@
     </w:p>
     <w:p/>
     <w:p>
-      <w:r>
-        <w:t>────────────────────────────────────────────────────────────</w:t>
-      </w:r>
+      <w:pPr>
+        <w:pBdr>
+          <w:bottom w:val="single" w:sz="6" w:space="1" w:color="CCCCCC"/>
+        </w:pBdr>
+      </w:pPr>
     </w:p>
     <w:p/>
     <w:p>
@@ -3810,7 +4032,7 @@
     <w:p/>
     <w:sectPr>
       <w:pgSz w:w="12240" w:h="15840"/>
-      <w:pgMar w:top="1440" w:right="1728" w:bottom="1440" w:left="1728" w:header="720" w:footer="720" w:gutter="0"/>
+      <w:pgMar w:top="1417" w:right="1417" w:bottom="1417" w:left="1587" w:header="720" w:footer="720" w:gutter="0"/>
       <w:cols w:space="720"/>
       <w:docGrid w:linePitch="360"/>
     </w:sectPr>
@@ -4183,7 +4405,7 @@
     <w:rsid w:val="00FC693F"/>
     <w:rPr>
       <w:rFonts w:ascii="Calibri" w:hAnsi="Calibri"/>
-      <w:sz w:val="22"/>
+      <w:sz w:val="21"/>
     </w:rPr>
   </w:style>
   <w:style w:type="paragraph" w:styleId="Header">
